--- a/Fase 1 – Análisis del entorno, riesgos y diseño de la solución/David_Guzman/capturas_pruebas_documentos_configuraciones/Bitacora_David_Guzman_Entrega_01.docx
+++ b/Fase 1 – Análisis del entorno, riesgos y diseño de la solución/David_Guzman/capturas_pruebas_documentos_configuraciones/Bitacora_David_Guzman_Entrega_01.docx
@@ -654,7 +654,7 @@
               <w:rPr>
                 <w:rFonts w:ascii="Arial" w:hAnsi="Arial"/>
               </w:rPr>
-              <w:t xml:space="preserve"> Julissa Girón, Edwin Gómez, Mauricio Grande, David Guzmán, Jhony Jiménez.</w:t>
+              <w:t>Julissa Girón, Edwin Gómez, Mauricio Martínez, David Guzmán y Jhony Jiménez; asistencia a reuniones no verificada.</w:t>
             </w:r>
           </w:p>
         </w:tc>
@@ -719,7 +719,7 @@
               <w:rPr>
                 <w:rFonts w:ascii="Arial" w:hAnsi="Arial"/>
               </w:rPr>
-              <w:t>Líder de proyecto Jr.; Ingeniero de Seguridad Cloud Jr.; Ingeniero de infraestructura Jr.; Desarrollador Web Jr.; Analista QA / Seguridad Jr.; Documentador Jr.</w:t>
+              <w:t>Líder/documentación; Infraestructura Jr.; Seguridad Cloud Jr.; Desarrollo Web Jr.; QA/Seguridad Jr.</w:t>
             </w:r>
           </w:p>
         </w:tc>
@@ -784,16 +784,8 @@
               <w:rPr>
                 <w:rFonts w:ascii="Arial" w:hAnsi="Arial"/>
               </w:rPr>
-              <w:t xml:space="preserve">0 – </w:t>
-            </w:r>
-            <w:proofErr w:type="spellStart"/>
-            <w:r>
-              <w:rPr>
-                <w:rFonts w:ascii="Arial" w:hAnsi="Arial"/>
-              </w:rPr>
-              <w:t>Onboarding</w:t>
-            </w:r>
-            <w:proofErr w:type="spellEnd"/>
+              <w:t>Fase 1 – Análisis del entorno, riesgos y diseño de la solución.</w:t>
+            </w:r>
           </w:p>
         </w:tc>
       </w:tr>
@@ -857,7 +849,7 @@
               <w:rPr>
                 <w:rFonts w:ascii="Arial" w:hAnsi="Arial"/>
               </w:rPr>
-              <w:t>Entrega 0: organización inicial y preparación del equipo.</w:t>
+              <w:t>Entrega 01: caracterización del entorno, sección técnica y bitácora individual.</w:t>
             </w:r>
           </w:p>
         </w:tc>
@@ -919,7 +911,7 @@
           </w:tcPr>
           <w:p>
             <w:r>
-              <w:t>Acuerdos mediante WhatsApp y Google Meet; roles asignados. Seguimiento los jueves, con horario por confirmar entre las 7:00 y 8:00 p. m.</w:t>
+              <w:t>Google Cloud seleccionado; proyecto creado y cuentas incorporadas en IAM.</w:t>
             </w:r>
           </w:p>
         </w:tc>
@@ -981,7 +973,7 @@
               <w:rPr>
                 <w:rFonts w:ascii="Arial" w:hAnsi="Arial"/>
               </w:rPr>
-              <w:t>La falta de definición o disponibilidad de recursos de infraestructura podría retrasar actividades técnicas posteriores.</w:t>
+              <w:t>Bloqueo de cuenta Google nueva y apelación; API no habilitada en captura; VPC sin verificar; facturación no vinculada.</w:t>
             </w:r>
           </w:p>
         </w:tc>
@@ -1430,7 +1422,7 @@
               <w:rPr>
                 <w:sz w:val="18"/>
               </w:rPr>
-              <w:t>E1-01: panel del proyecto; captura por insertar.</w:t>
+              <w:t>E1-01: panel del proyecto; captura incorporada en sección 15.</w:t>
             </w:r>
           </w:p>
         </w:tc>
@@ -1531,7 +1523,7 @@
               <w:rPr>
                 <w:sz w:val="18"/>
               </w:rPr>
-              <w:t>E1-02 y E1-03; capturas por insertar.</w:t>
+              <w:t>E1-02 y E1-03; capturas incorporadas en sección 15.</w:t>
             </w:r>
           </w:p>
         </w:tc>
@@ -1584,7 +1576,7 @@
               <w:rPr>
                 <w:sz w:val="18"/>
               </w:rPr>
-              <w:t>David comprobó que podía ingresar al proyecto desde su cuenta personal. Rol específico sujeto a revisión documental.</w:t>
+              <w:t>David comprobó acceso al proyecto desde su cuenta operativa; los roles visibles se registran en E1-02.</w:t>
             </w:r>
           </w:p>
         </w:tc>
@@ -1632,7 +1624,7 @@
               <w:rPr>
                 <w:sz w:val="18"/>
               </w:rPr>
-              <w:t>E1-03; captura IAM por insertar.</w:t>
+              <w:t>E1-03; captura incorporada en sección 15.</w:t>
             </w:r>
           </w:p>
         </w:tc>
@@ -1685,7 +1677,7 @@
               <w:rPr>
                 <w:sz w:val="18"/>
               </w:rPr>
-              <w:t>Al acceder a VPC Networks, las cuentas redirigieron a Compute Engine API; estado del servicio no confirmado.</w:t>
+              <w:t>La navegación a VPC Networks condujo a la pantalla de Compute Engine API, que mostraba el botón Enable; no se verificó una red VPC.</w:t>
             </w:r>
           </w:p>
         </w:tc>
@@ -1733,7 +1725,7 @@
               <w:rPr>
                 <w:sz w:val="18"/>
               </w:rPr>
-              <w:t>E1-04; captura por insertar.</w:t>
+              <w:t>E1-04; captura incorporada en sección 15.</w:t>
             </w:r>
           </w:p>
         </w:tc>
@@ -1834,7 +1826,7 @@
               <w:rPr>
                 <w:sz w:val="18"/>
               </w:rPr>
-              <w:t>E1-05; captura por insertar.</w:t>
+              <w:t>E1-05; captura incorporada en sección 15.</w:t>
             </w:r>
           </w:p>
         </w:tc>
@@ -1978,7 +1970,6 @@
                 <w:sz w:val="22"/>
                 <w:szCs w:val="22"/>
               </w:rPr>
-              <w:lastRenderedPageBreak/>
               <w:t>3. Herramientas y servicios utilizados</w:t>
             </w:r>
           </w:p>
@@ -2246,7 +2237,7 @@
               <w:rPr>
                 <w:sz w:val="18"/>
               </w:rPr>
-              <w:t>Integrantes AGREGADOS; cuenta operativa de David con acceso comprobado. Roles exactos del equipo pendientes de revisión.</w:t>
+              <w:t>Integrantes agregados; rol Compute Network Admin visible para David en E1-02 y acceso comprobado en E1-03. Otros permisos efectivos pendientes de revisión.</w:t>
             </w:r>
           </w:p>
         </w:tc>
@@ -2329,7 +2320,7 @@
               <w:rPr>
                 <w:sz w:val="18"/>
               </w:rPr>
-              <w:t>EN EVALUACIÓN. Red no creada ni validada; estado de API no confirmado.</w:t>
+              <w:t>EN EVALUACIÓN. E1-04 muestra Compute Engine API con botón Enable (no habilitada en esa captura); VPC sin verificar.</w:t>
             </w:r>
           </w:p>
         </w:tc>
@@ -2591,7 +2582,6 @@
                 <w:sz w:val="19"/>
                 <w:szCs w:val="19"/>
               </w:rPr>
-              <w:lastRenderedPageBreak/>
               <w:t>Problema</w:t>
             </w:r>
           </w:p>
@@ -3168,7 +3158,6 @@
                 <w:sz w:val="22"/>
                 <w:szCs w:val="22"/>
               </w:rPr>
-              <w:lastRenderedPageBreak/>
               <w:t>5. Soluciones aplicadas</w:t>
             </w:r>
           </w:p>
@@ -3977,7 +3966,6 @@
                 <w:sz w:val="22"/>
                 <w:szCs w:val="22"/>
               </w:rPr>
-              <w:lastRenderedPageBreak/>
               <w:t>6. Estado del proyecto esta semana</w:t>
             </w:r>
           </w:p>
@@ -4328,7 +4316,7 @@
               <w:rPr>
                 <w:sz w:val="18"/>
               </w:rPr>
-              <w:t>Integrantes agregados; cuenta personal de David accede. Matriz de roles exacta pendiente.</w:t>
+              <w:t>Roles visibles en E1-02; acceso de David confirmado en E1-03. Permisos efectivos completos pendientes.</w:t>
             </w:r>
           </w:p>
         </w:tc>
@@ -5312,7 +5300,6 @@
                 <w:sz w:val="22"/>
                 <w:szCs w:val="22"/>
               </w:rPr>
-              <w:lastRenderedPageBreak/>
               <w:t>8. Aportes individuales verificables</w:t>
             </w:r>
           </w:p>
@@ -5641,7 +5628,7 @@
               <w:rPr>
                 <w:sz w:val="18"/>
               </w:rPr>
-              <w:t>E1-01 a E1-05; capturas pendientes de insertar</w:t>
+              <w:t>E1-01 a E1-05; imágenes incorporadas en sección 15.</w:t>
             </w:r>
           </w:p>
         </w:tc>
@@ -6365,7 +6352,6 @@
                 <w:sz w:val="22"/>
                 <w:szCs w:val="22"/>
               </w:rPr>
-              <w:lastRenderedPageBreak/>
               <w:t xml:space="preserve">9. Cumplimiento individual y responsabilidad </w:t>
             </w:r>
           </w:p>
@@ -7503,7 +7489,6 @@
                 <w:sz w:val="22"/>
                 <w:szCs w:val="22"/>
               </w:rPr>
-              <w:lastRenderedPageBreak/>
               <w:t>11. Pruebas, configuraciones o validaciones por estudiante</w:t>
             </w:r>
           </w:p>
@@ -7930,7 +7915,7 @@
               <w:rPr>
                 <w:sz w:val="18"/>
               </w:rPr>
-              <w:t>E1-04; captura pendiente.</w:t>
+              <w:t>E1-04; captura incorporada en sección 15.</w:t>
             </w:r>
           </w:p>
         </w:tc>
@@ -8055,7 +8040,7 @@
               <w:rPr>
                 <w:sz w:val="18"/>
               </w:rPr>
-              <w:t>E1-05; captura pendiente.</w:t>
+              <w:t>E1-05; captura incorporada en sección 15.</w:t>
             </w:r>
           </w:p>
         </w:tc>
@@ -8291,7 +8276,6 @@
                 <w:sz w:val="22"/>
                 <w:szCs w:val="22"/>
               </w:rPr>
-              <w:lastRenderedPageBreak/>
               <w:t xml:space="preserve">12. Participación en demo o explicación técnica </w:t>
             </w:r>
             <w:r>
@@ -10290,7 +10274,7 @@
               <w:rPr>
                 <w:sz w:val="18"/>
               </w:rPr>
-              <w:t>Cuenta operativa de David y permisos IAM; acceso confirmado</w:t>
+              <w:t>Acceso de David al panel del proyecto (E1-03); roles visibles en E1-02.</w:t>
             </w:r>
           </w:p>
         </w:tc>
@@ -10786,7 +10770,6 @@
         <w:rPr>
           <w:color w:val="FFFFFF"/>
         </w:rPr>
-        <w:lastRenderedPageBreak/>
         <w:t>15. Registro de evidencias – espacios para capturas</w:t>
       </w:r>
     </w:p>
@@ -10836,6 +10819,7 @@
         <w:rPr>
           <w:noProof/>
         </w:rPr>
+        <w:lastRenderedPageBreak/>
         <w:drawing>
           <wp:inline distT="0" distB="0" distL="0" distR="0" wp14:anchorId="3BE63CA3" wp14:editId="356AD085">
             <wp:extent cx="4791075" cy="5552468"/>
@@ -10903,7 +10887,6 @@
         <w:pStyle w:val="Caption"/>
       </w:pPr>
       <w:r>
-        <w:lastRenderedPageBreak/>
         <w:t>Figura E1-02. Tabla IAM del proyecto con integrantes y roles visibles, incluido Compute Network Admin para la cuenta operativa de David.</w:t>
       </w:r>
     </w:p>
@@ -10915,6 +10898,7 @@
         <w:rPr>
           <w:noProof/>
         </w:rPr>
+        <w:lastRenderedPageBreak/>
         <w:drawing>
           <wp:inline distT="0" distB="0" distL="0" distR="0" wp14:anchorId="467F8E65" wp14:editId="7B1DBFDE">
             <wp:extent cx="4886325" cy="5225752"/>
@@ -10992,7 +10976,6 @@
         <w:pStyle w:val="Heading3"/>
       </w:pPr>
       <w:r>
-        <w:lastRenderedPageBreak/>
         <w:t>E1-03 — Acceso y rol de David</w:t>
       </w:r>
     </w:p>
@@ -11018,6 +11001,7 @@
         <w:pStyle w:val="Caption"/>
       </w:pPr>
       <w:r>
+        <w:lastRenderedPageBreak/>
         <w:t>Figura E1-03. Panel de control del proyecto abierto desde la cuenta operativa de David; acredita acceso, no por sí solo permisos específicos.</w:t>
       </w:r>
     </w:p>
@@ -11096,7 +11080,6 @@
         <w:pStyle w:val="Heading3"/>
       </w:pPr>
       <w:r>
-        <w:lastRenderedPageBreak/>
         <w:t>E1-04 — Revisión VPC / API</w:t>
       </w:r>
     </w:p>
@@ -11122,6 +11105,7 @@
         <w:pStyle w:val="Caption"/>
       </w:pPr>
       <w:r>
+        <w:lastRenderedPageBreak/>
         <w:t>Figura E1-04. Compute Engine API con botón Enable; API no habilitada en la pantalla capturada y red VPC aún no verificada.</w:t>
       </w:r>
     </w:p>
@@ -11285,6 +11269,1356 @@
         <w:t>Nota de incidencia: el bloqueo ocurrió al día siguiente de crear una cuenta Google nueva, configurar Google Cloud y realizar una retención temporal de US$50 en una tarjeta de débito. La cuenta no se había utilizado para correo ni para operar servicios cloud. Se presentó una apelación; su resultado no se acredita aquí. La causa exacta del bloqueo no está verificada y no se atribuye actividad ilícita al titular.</w:t>
       </w:r>
     </w:p>
+    <w:p>
+      <w:r>
+        <w:br w:type="page"/>
+      </w:r>
+    </w:p>
+    <w:p>
+      <w:pPr>
+        <w:spacing w:after="100"/>
+      </w:pPr>
+      <w:r>
+        <w:rPr>
+          <w:sz w:val="18"/>
+        </w:rPr>
+        <w:lastRenderedPageBreak/>
+        <w:t>Alcance: caracterización técnica preliminar desde el rol de Ingeniero de Infraestructura Jr. Este apartado complementa la bitácora individual y proporciona contenido reutilizable en el informe principal del equipo. Se diferencia entre estado observado, selección y diseño propuesto.</w:t>
+      </w:r>
+    </w:p>
+    <w:p>
+      <w:pPr>
+        <w:spacing w:after="100"/>
+      </w:pPr>
+      <w:r>
+        <w:rPr>
+          <w:b/>
+          <w:sz w:val="18"/>
+        </w:rPr>
+        <w:t>16.1 Caracterización del entorno operativo</w:t>
+      </w:r>
+    </w:p>
+    <w:p>
+      <w:pPr>
+        <w:spacing w:after="100"/>
+      </w:pPr>
+      <w:r>
+        <w:rPr>
+          <w:sz w:val="18"/>
+        </w:rPr>
+        <w:t>Google Cloud fue seleccionado en Fase 1 como plataforma principal. Se creó el proyecto proyecto-7-waf-shield-cloud y se incorporaron cuentas del equipo mediante IAM. La captura E1-02 muestra la cuenta administradora con rol Owner, cuentas de integrantes con rol Browser y la cuenta operativa de David con Compute Network Admin; la captura E1-03 acredita acceso desde esta última. La verificación integral de permisos efectivos sigue pendiente.</w:t>
+      </w:r>
+    </w:p>
+    <w:p>
+      <w:pPr>
+        <w:spacing w:after="100"/>
+      </w:pPr>
+      <w:r>
+        <w:rPr>
+          <w:sz w:val="18"/>
+        </w:rPr>
+        <w:t>La captura E1-04 muestra Compute Engine API con el botón Enable, por lo que la API no estaba habilitada en el momento registrado. No se dispone de evidencia de creación o validación de VPC, máquinas virtuales, servicios web o WAF. La captura E1-05 confirma que el proyecto no tenía una cuenta de facturación vinculada.</w:t>
+      </w:r>
+    </w:p>
+    <w:p>
+      <w:pPr>
+        <w:spacing w:after="100"/>
+      </w:pPr>
+      <w:r>
+        <w:rPr>
+          <w:b/>
+          <w:sz w:val="18"/>
+        </w:rPr>
+        <w:t>16.2 Inventario y perfil preliminar de activos web</w:t>
+      </w:r>
+    </w:p>
+    <w:tbl>
+      <w:tblPr>
+        <w:tblW w:w="9432" w:type="dxa"/>
+        <w:tblLook w:val="04A0" w:firstRow="1" w:lastRow="0" w:firstColumn="1" w:lastColumn="0" w:noHBand="0" w:noVBand="1"/>
+      </w:tblPr>
+      <w:tblGrid>
+        <w:gridCol w:w="3138"/>
+        <w:gridCol w:w="3157"/>
+        <w:gridCol w:w="3137"/>
+      </w:tblGrid>
+      <w:tr>
+        <w:tc>
+          <w:tcPr>
+            <w:tcW w:w="3400" w:type="dxa"/>
+          </w:tcPr>
+          <w:p>
+            <w:r>
+              <w:rPr>
+                <w:sz w:val="16"/>
+              </w:rPr>
+              <w:t>Activo / componente</w:t>
+            </w:r>
+          </w:p>
+        </w:tc>
+        <w:tc>
+          <w:tcPr>
+            <w:tcW w:w="3400" w:type="dxa"/>
+          </w:tcPr>
+          <w:p>
+            <w:r>
+              <w:rPr>
+                <w:sz w:val="16"/>
+              </w:rPr>
+              <w:t>Función prevista</w:t>
+            </w:r>
+          </w:p>
+        </w:tc>
+        <w:tc>
+          <w:tcPr>
+            <w:tcW w:w="3400" w:type="dxa"/>
+          </w:tcPr>
+          <w:p>
+            <w:r>
+              <w:rPr>
+                <w:sz w:val="16"/>
+              </w:rPr>
+              <w:t>Estado / evidencia</w:t>
+            </w:r>
+          </w:p>
+        </w:tc>
+      </w:tr>
+      <w:tr>
+        <w:tc>
+          <w:tcPr>
+            <w:tcW w:w="3400" w:type="dxa"/>
+          </w:tcPr>
+          <w:p>
+            <w:r>
+              <w:rPr>
+                <w:sz w:val="16"/>
+              </w:rPr>
+              <w:t>Proyecto Google Cloud</w:t>
+            </w:r>
+          </w:p>
+        </w:tc>
+        <w:tc>
+          <w:tcPr>
+            <w:tcW w:w="3400" w:type="dxa"/>
+          </w:tcPr>
+          <w:p>
+            <w:r>
+              <w:rPr>
+                <w:sz w:val="16"/>
+              </w:rPr>
+              <w:t>Organización y administración de recursos</w:t>
+            </w:r>
+          </w:p>
+        </w:tc>
+        <w:tc>
+          <w:tcPr>
+            <w:tcW w:w="3400" w:type="dxa"/>
+          </w:tcPr>
+          <w:p>
+            <w:r>
+              <w:rPr>
+                <w:sz w:val="16"/>
+              </w:rPr>
+              <w:t>Creado – E1-01</w:t>
+            </w:r>
+          </w:p>
+        </w:tc>
+      </w:tr>
+      <w:tr>
+        <w:tc>
+          <w:tcPr>
+            <w:tcW w:w="3400" w:type="dxa"/>
+          </w:tcPr>
+          <w:p>
+            <w:r>
+              <w:rPr>
+                <w:sz w:val="16"/>
+              </w:rPr>
+              <w:t>IAM e identidades</w:t>
+            </w:r>
+          </w:p>
+        </w:tc>
+        <w:tc>
+          <w:tcPr>
+            <w:tcW w:w="3400" w:type="dxa"/>
+          </w:tcPr>
+          <w:p>
+            <w:r>
+              <w:rPr>
+                <w:sz w:val="16"/>
+              </w:rPr>
+              <w:t>Administración de accesos y separación de funciones</w:t>
+            </w:r>
+          </w:p>
+        </w:tc>
+        <w:tc>
+          <w:tcPr>
+            <w:tcW w:w="3400" w:type="dxa"/>
+          </w:tcPr>
+          <w:p>
+            <w:r>
+              <w:rPr>
+                <w:sz w:val="16"/>
+              </w:rPr>
+              <w:t>Cuentas agregadas – E1-02; acceso de David – E1-03</w:t>
+            </w:r>
+          </w:p>
+        </w:tc>
+      </w:tr>
+      <w:tr>
+        <w:tc>
+          <w:tcPr>
+            <w:tcW w:w="3400" w:type="dxa"/>
+          </w:tcPr>
+          <w:p>
+            <w:r>
+              <w:rPr>
+                <w:sz w:val="16"/>
+              </w:rPr>
+              <w:t>Compute Engine API</w:t>
+            </w:r>
+          </w:p>
+        </w:tc>
+        <w:tc>
+          <w:tcPr>
+            <w:tcW w:w="3400" w:type="dxa"/>
+          </w:tcPr>
+          <w:p>
+            <w:r>
+              <w:rPr>
+                <w:sz w:val="16"/>
+              </w:rPr>
+              <w:t>Capacidades de cómputo y servicios asociados</w:t>
+            </w:r>
+          </w:p>
+        </w:tc>
+        <w:tc>
+          <w:tcPr>
+            <w:tcW w:w="3400" w:type="dxa"/>
+          </w:tcPr>
+          <w:p>
+            <w:r>
+              <w:rPr>
+                <w:sz w:val="16"/>
+              </w:rPr>
+              <w:t>No habilitada en captura E1-04</w:t>
+            </w:r>
+          </w:p>
+        </w:tc>
+      </w:tr>
+      <w:tr>
+        <w:tc>
+          <w:tcPr>
+            <w:tcW w:w="3400" w:type="dxa"/>
+          </w:tcPr>
+          <w:p>
+            <w:r>
+              <w:rPr>
+                <w:sz w:val="16"/>
+              </w:rPr>
+              <w:t>Red VPC</w:t>
+            </w:r>
+          </w:p>
+        </w:tc>
+        <w:tc>
+          <w:tcPr>
+            <w:tcW w:w="3400" w:type="dxa"/>
+          </w:tcPr>
+          <w:p>
+            <w:r>
+              <w:rPr>
+                <w:sz w:val="16"/>
+              </w:rPr>
+              <w:t>Conectividad y segmentación, si el diseño la requiere</w:t>
+            </w:r>
+          </w:p>
+        </w:tc>
+        <w:tc>
+          <w:tcPr>
+            <w:tcW w:w="3400" w:type="dxa"/>
+          </w:tcPr>
+          <w:p>
+            <w:r>
+              <w:rPr>
+                <w:sz w:val="16"/>
+              </w:rPr>
+              <w:t>No configurada ni verificada mediante evidencias</w:t>
+            </w:r>
+          </w:p>
+        </w:tc>
+      </w:tr>
+      <w:tr>
+        <w:tc>
+          <w:tcPr>
+            <w:tcW w:w="3400" w:type="dxa"/>
+          </w:tcPr>
+          <w:p>
+            <w:r>
+              <w:rPr>
+                <w:sz w:val="16"/>
+              </w:rPr>
+              <w:t>Aplicación web de prueba</w:t>
+            </w:r>
+          </w:p>
+        </w:tc>
+        <w:tc>
+          <w:tcPr>
+            <w:tcW w:w="3400" w:type="dxa"/>
+          </w:tcPr>
+          <w:p>
+            <w:r>
+              <w:rPr>
+                <w:sz w:val="16"/>
+              </w:rPr>
+              <w:t>Activo que recibirá protección perimetral</w:t>
+            </w:r>
+          </w:p>
+        </w:tc>
+        <w:tc>
+          <w:tcPr>
+            <w:tcW w:w="3400" w:type="dxa"/>
+          </w:tcPr>
+          <w:p>
+            <w:r>
+              <w:rPr>
+                <w:sz w:val="16"/>
+              </w:rPr>
+              <w:t>Por seleccionar o caracterizar; sin URL ni endpoints confirmados</w:t>
+            </w:r>
+          </w:p>
+        </w:tc>
+      </w:tr>
+      <w:tr>
+        <w:tc>
+          <w:tcPr>
+            <w:tcW w:w="3400" w:type="dxa"/>
+          </w:tcPr>
+          <w:p>
+            <w:r>
+              <w:rPr>
+                <w:sz w:val="16"/>
+              </w:rPr>
+              <w:t>Alojamiento web</w:t>
+            </w:r>
+          </w:p>
+        </w:tc>
+        <w:tc>
+          <w:tcPr>
+            <w:tcW w:w="3400" w:type="dxa"/>
+          </w:tcPr>
+          <w:p>
+            <w:r>
+              <w:rPr>
+                <w:sz w:val="16"/>
+              </w:rPr>
+              <w:t>Ejecución de la aplicación de prueba</w:t>
+            </w:r>
+          </w:p>
+        </w:tc>
+        <w:tc>
+          <w:tcPr>
+            <w:tcW w:w="3400" w:type="dxa"/>
+          </w:tcPr>
+          <w:p>
+            <w:r>
+              <w:rPr>
+                <w:sz w:val="16"/>
+              </w:rPr>
+              <w:t>Alternativas por evaluar; no desplegado</w:t>
+            </w:r>
+          </w:p>
+        </w:tc>
+      </w:tr>
+      <w:tr>
+        <w:tc>
+          <w:tcPr>
+            <w:tcW w:w="3400" w:type="dxa"/>
+          </w:tcPr>
+          <w:p>
+            <w:r>
+              <w:rPr>
+                <w:sz w:val="16"/>
+              </w:rPr>
+              <w:t>WAF / protección HTTP(S)</w:t>
+            </w:r>
+          </w:p>
+        </w:tc>
+        <w:tc>
+          <w:tcPr>
+            <w:tcW w:w="3400" w:type="dxa"/>
+          </w:tcPr>
+          <w:p>
+            <w:r>
+              <w:rPr>
+                <w:sz w:val="16"/>
+              </w:rPr>
+              <w:t>Filtrado y mitigación de solicitudes maliciosas</w:t>
+            </w:r>
+          </w:p>
+        </w:tc>
+        <w:tc>
+          <w:tcPr>
+            <w:tcW w:w="3400" w:type="dxa"/>
+          </w:tcPr>
+          <w:p>
+            <w:r>
+              <w:rPr>
+                <w:sz w:val="16"/>
+              </w:rPr>
+              <w:t>Servicio y reglas por definir; sin despliegue</w:t>
+            </w:r>
+          </w:p>
+        </w:tc>
+      </w:tr>
+      <w:tr>
+        <w:tc>
+          <w:tcPr>
+            <w:tcW w:w="3400" w:type="dxa"/>
+          </w:tcPr>
+          <w:p>
+            <w:r>
+              <w:rPr>
+                <w:sz w:val="16"/>
+              </w:rPr>
+              <w:t>Registro y monitoreo</w:t>
+            </w:r>
+          </w:p>
+        </w:tc>
+        <w:tc>
+          <w:tcPr>
+            <w:tcW w:w="3400" w:type="dxa"/>
+          </w:tcPr>
+          <w:p>
+            <w:r>
+              <w:rPr>
+                <w:sz w:val="16"/>
+              </w:rPr>
+              <w:t>Trazabilidad de eventos y solicitudes</w:t>
+            </w:r>
+          </w:p>
+        </w:tc>
+        <w:tc>
+          <w:tcPr>
+            <w:tcW w:w="3400" w:type="dxa"/>
+          </w:tcPr>
+          <w:p>
+            <w:r>
+              <w:rPr>
+                <w:sz w:val="16"/>
+              </w:rPr>
+              <w:t>Requisitos y servicio por definir</w:t>
+            </w:r>
+          </w:p>
+        </w:tc>
+      </w:tr>
+      <w:tr>
+        <w:tc>
+          <w:tcPr>
+            <w:tcW w:w="3400" w:type="dxa"/>
+          </w:tcPr>
+          <w:p>
+            <w:r>
+              <w:rPr>
+                <w:sz w:val="16"/>
+              </w:rPr>
+              <w:t>Facturación y presupuesto</w:t>
+            </w:r>
+          </w:p>
+        </w:tc>
+        <w:tc>
+          <w:tcPr>
+            <w:tcW w:w="3400" w:type="dxa"/>
+          </w:tcPr>
+          <w:p>
+            <w:r>
+              <w:rPr>
+                <w:sz w:val="16"/>
+              </w:rPr>
+              <w:t>Condiciones para recursos facturables</w:t>
+            </w:r>
+          </w:p>
+        </w:tc>
+        <w:tc>
+          <w:tcPr>
+            <w:tcW w:w="3400" w:type="dxa"/>
+          </w:tcPr>
+          <w:p>
+            <w:r>
+              <w:rPr>
+                <w:sz w:val="16"/>
+              </w:rPr>
+              <w:t>Sin cuenta vinculada – E1-05; presupuesto no configurado</w:t>
+            </w:r>
+          </w:p>
+        </w:tc>
+      </w:tr>
+    </w:tbl>
+    <w:p>
+      <w:pPr>
+        <w:spacing w:after="100"/>
+      </w:pPr>
+      <w:r>
+        <w:rPr>
+          <w:sz w:val="18"/>
+        </w:rPr>
+        <w:t>Datos pendientes del perfil web: dominio o URL, propietario del activo, tecnología y alojamiento, puertos y protocolos, endpoints, autenticación, dependencias, datos procesados, exposición pública y criticidad. No se completan estos campos sin confirmación del equipo.</w:t>
+      </w:r>
+    </w:p>
+    <w:p>
+      <w:pPr>
+        <w:spacing w:after="100"/>
+        <w:rPr>
+          <w:b/>
+          <w:sz w:val="18"/>
+        </w:rPr>
+      </w:pPr>
+    </w:p>
+    <w:p>
+      <w:pPr>
+        <w:spacing w:after="100"/>
+        <w:rPr>
+          <w:b/>
+          <w:sz w:val="18"/>
+        </w:rPr>
+      </w:pPr>
+    </w:p>
+    <w:p>
+      <w:pPr>
+        <w:spacing w:after="100"/>
+        <w:rPr>
+          <w:b/>
+          <w:sz w:val="18"/>
+        </w:rPr>
+      </w:pPr>
+    </w:p>
+    <w:p>
+      <w:pPr>
+        <w:spacing w:after="100"/>
+        <w:rPr>
+          <w:b/>
+          <w:sz w:val="18"/>
+        </w:rPr>
+      </w:pPr>
+    </w:p>
+    <w:p>
+      <w:pPr>
+        <w:spacing w:after="100"/>
+        <w:rPr>
+          <w:b/>
+          <w:sz w:val="18"/>
+        </w:rPr>
+      </w:pPr>
+    </w:p>
+    <w:p>
+      <w:pPr>
+        <w:spacing w:after="100"/>
+        <w:rPr>
+          <w:b/>
+          <w:sz w:val="18"/>
+        </w:rPr>
+      </w:pPr>
+    </w:p>
+    <w:p>
+      <w:pPr>
+        <w:spacing w:after="100"/>
+        <w:rPr>
+          <w:b/>
+          <w:sz w:val="18"/>
+        </w:rPr>
+      </w:pPr>
+    </w:p>
+    <w:p>
+      <w:pPr>
+        <w:spacing w:after="100"/>
+        <w:rPr>
+          <w:b/>
+          <w:sz w:val="18"/>
+        </w:rPr>
+      </w:pPr>
+    </w:p>
+    <w:p>
+      <w:pPr>
+        <w:spacing w:after="100"/>
+        <w:rPr>
+          <w:b/>
+          <w:sz w:val="18"/>
+        </w:rPr>
+      </w:pPr>
+    </w:p>
+    <w:p>
+      <w:pPr>
+        <w:spacing w:after="100"/>
+        <w:rPr>
+          <w:b/>
+          <w:sz w:val="18"/>
+        </w:rPr>
+      </w:pPr>
+    </w:p>
+    <w:p>
+      <w:pPr>
+        <w:spacing w:after="100"/>
+      </w:pPr>
+      <w:r>
+        <w:rPr>
+          <w:b/>
+          <w:sz w:val="18"/>
+        </w:rPr>
+        <w:t>16.3 Análisis preliminar de riesgos y restricciones</w:t>
+      </w:r>
+    </w:p>
+    <w:tbl>
+      <w:tblPr>
+        <w:tblW w:w="9432" w:type="dxa"/>
+        <w:tblLook w:val="04A0" w:firstRow="1" w:lastRow="0" w:firstColumn="1" w:lastColumn="0" w:noHBand="0" w:noVBand="1"/>
+      </w:tblPr>
+      <w:tblGrid>
+        <w:gridCol w:w="3118"/>
+        <w:gridCol w:w="3148"/>
+        <w:gridCol w:w="3166"/>
+      </w:tblGrid>
+      <w:tr>
+        <w:tc>
+          <w:tcPr>
+            <w:tcW w:w="3400" w:type="dxa"/>
+          </w:tcPr>
+          <w:p>
+            <w:r>
+              <w:rPr>
+                <w:sz w:val="16"/>
+              </w:rPr>
+              <w:t>Riesgo o restricción</w:t>
+            </w:r>
+          </w:p>
+        </w:tc>
+        <w:tc>
+          <w:tcPr>
+            <w:tcW w:w="3400" w:type="dxa"/>
+          </w:tcPr>
+          <w:p>
+            <w:r>
+              <w:rPr>
+                <w:sz w:val="16"/>
+              </w:rPr>
+              <w:t>Impacto posible</w:t>
+            </w:r>
+          </w:p>
+        </w:tc>
+        <w:tc>
+          <w:tcPr>
+            <w:tcW w:w="3400" w:type="dxa"/>
+          </w:tcPr>
+          <w:p>
+            <w:r>
+              <w:rPr>
+                <w:sz w:val="16"/>
+              </w:rPr>
+              <w:t>Medida propuesta / estado</w:t>
+            </w:r>
+          </w:p>
+        </w:tc>
+      </w:tr>
+      <w:tr>
+        <w:tc>
+          <w:tcPr>
+            <w:tcW w:w="3400" w:type="dxa"/>
+          </w:tcPr>
+          <w:p>
+            <w:r>
+              <w:rPr>
+                <w:sz w:val="16"/>
+              </w:rPr>
+              <w:t>Bloqueo de cuenta Google recién creada</w:t>
+            </w:r>
+          </w:p>
+        </w:tc>
+        <w:tc>
+          <w:tcPr>
+            <w:tcW w:w="3400" w:type="dxa"/>
+          </w:tcPr>
+          <w:p>
+            <w:r>
+              <w:rPr>
+                <w:sz w:val="16"/>
+              </w:rPr>
+              <w:t>Interrupción de acceso y retraso de planificación</w:t>
+            </w:r>
+          </w:p>
+        </w:tc>
+        <w:tc>
+          <w:tcPr>
+            <w:tcW w:w="3400" w:type="dxa"/>
+          </w:tcPr>
+          <w:p>
+            <w:r>
+              <w:rPr>
+                <w:sz w:val="16"/>
+              </w:rPr>
+              <w:t>Apelación presentada; documentar recuperación y continuidad. Causa exacta no verificada.</w:t>
+            </w:r>
+          </w:p>
+        </w:tc>
+      </w:tr>
+      <w:tr>
+        <w:tc>
+          <w:tcPr>
+            <w:tcW w:w="3400" w:type="dxa"/>
+          </w:tcPr>
+          <w:p>
+            <w:r>
+              <w:rPr>
+                <w:sz w:val="16"/>
+              </w:rPr>
+              <w:t>Proyecto sin facturación vinculada</w:t>
+            </w:r>
+          </w:p>
+        </w:tc>
+        <w:tc>
+          <w:tcPr>
+            <w:tcW w:w="3400" w:type="dxa"/>
+          </w:tcPr>
+          <w:p>
+            <w:r>
+              <w:rPr>
+                <w:sz w:val="16"/>
+              </w:rPr>
+              <w:t>Limitaciones para habilitar determinados servicios</w:t>
+            </w:r>
+          </w:p>
+        </w:tc>
+        <w:tc>
+          <w:tcPr>
+            <w:tcW w:w="3400" w:type="dxa"/>
+          </w:tcPr>
+          <w:p>
+            <w:r>
+              <w:rPr>
+                <w:sz w:val="16"/>
+              </w:rPr>
+              <w:t>Solicitar decisión y autorización; evaluar presupuesto y alertas antes de incurrir en gastos.</w:t>
+            </w:r>
+          </w:p>
+        </w:tc>
+      </w:tr>
+      <w:tr>
+        <w:tc>
+          <w:tcPr>
+            <w:tcW w:w="3400" w:type="dxa"/>
+          </w:tcPr>
+          <w:p>
+            <w:r>
+              <w:rPr>
+                <w:sz w:val="16"/>
+              </w:rPr>
+              <w:t>API no habilitada; VPC sin verificar</w:t>
+            </w:r>
+          </w:p>
+        </w:tc>
+        <w:tc>
+          <w:tcPr>
+            <w:tcW w:w="3400" w:type="dxa"/>
+          </w:tcPr>
+          <w:p>
+            <w:r>
+              <w:rPr>
+                <w:sz w:val="16"/>
+              </w:rPr>
+              <w:t>Imposibilidad de validar topología y capacidades de red</w:t>
+            </w:r>
+          </w:p>
+        </w:tc>
+        <w:tc>
+          <w:tcPr>
+            <w:tcW w:w="3400" w:type="dxa"/>
+          </w:tcPr>
+          <w:p>
+            <w:r>
+              <w:rPr>
+                <w:sz w:val="16"/>
+              </w:rPr>
+              <w:t>Revisar requisitos y habilitar servicios solo si corresponde y está autorizado.</w:t>
+            </w:r>
+          </w:p>
+        </w:tc>
+      </w:tr>
+      <w:tr>
+        <w:tc>
+          <w:tcPr>
+            <w:tcW w:w="3400" w:type="dxa"/>
+          </w:tcPr>
+          <w:p>
+            <w:r>
+              <w:rPr>
+                <w:sz w:val="16"/>
+              </w:rPr>
+              <w:t>Permisos IAM insuficientes o excesivos</w:t>
+            </w:r>
+          </w:p>
+        </w:tc>
+        <w:tc>
+          <w:tcPr>
+            <w:tcW w:w="3400" w:type="dxa"/>
+          </w:tcPr>
+          <w:p>
+            <w:r>
+              <w:rPr>
+                <w:sz w:val="16"/>
+              </w:rPr>
+              <w:t>Bloqueos operativos o acceso indebido</w:t>
+            </w:r>
+          </w:p>
+        </w:tc>
+        <w:tc>
+          <w:tcPr>
+            <w:tcW w:w="3400" w:type="dxa"/>
+          </w:tcPr>
+          <w:p>
+            <w:r>
+              <w:rPr>
+                <w:sz w:val="16"/>
+              </w:rPr>
+              <w:t>Revisar roles efectivos, responsabilidades y mínimo privilegio.</w:t>
+            </w:r>
+          </w:p>
+        </w:tc>
+      </w:tr>
+      <w:tr>
+        <w:tc>
+          <w:tcPr>
+            <w:tcW w:w="3400" w:type="dxa"/>
+          </w:tcPr>
+          <w:p>
+            <w:r>
+              <w:rPr>
+                <w:sz w:val="16"/>
+              </w:rPr>
+              <w:t>Aplicación web y superficie de ataque sin caracterizar</w:t>
+            </w:r>
+          </w:p>
+        </w:tc>
+        <w:tc>
+          <w:tcPr>
+            <w:tcW w:w="3400" w:type="dxa"/>
+          </w:tcPr>
+          <w:p>
+            <w:r>
+              <w:rPr>
+                <w:sz w:val="16"/>
+              </w:rPr>
+              <w:t>Diseño de seguridad incompleto</w:t>
+            </w:r>
+          </w:p>
+        </w:tc>
+        <w:tc>
+          <w:tcPr>
+            <w:tcW w:w="3400" w:type="dxa"/>
+          </w:tcPr>
+          <w:p>
+            <w:r>
+              <w:rPr>
+                <w:sz w:val="16"/>
+              </w:rPr>
+              <w:t>Identificar activos, flujos, exposición y requisitos con el equipo.</w:t>
+            </w:r>
+          </w:p>
+        </w:tc>
+      </w:tr>
+      <w:tr>
+        <w:tc>
+          <w:tcPr>
+            <w:tcW w:w="3400" w:type="dxa"/>
+          </w:tcPr>
+          <w:p>
+            <w:r>
+              <w:rPr>
+                <w:sz w:val="16"/>
+              </w:rPr>
+              <w:t>WAF y registro de eventos no definidos</w:t>
+            </w:r>
+          </w:p>
+        </w:tc>
+        <w:tc>
+          <w:tcPr>
+            <w:tcW w:w="3400" w:type="dxa"/>
+          </w:tcPr>
+          <w:p>
+            <w:r>
+              <w:rPr>
+                <w:sz w:val="16"/>
+              </w:rPr>
+              <w:t>Falta de controles verificables en una implementación futura</w:t>
+            </w:r>
+          </w:p>
+        </w:tc>
+        <w:tc>
+          <w:tcPr>
+            <w:tcW w:w="3400" w:type="dxa"/>
+          </w:tcPr>
+          <w:p>
+            <w:r>
+              <w:rPr>
+                <w:sz w:val="16"/>
+              </w:rPr>
+              <w:t>Seleccionar controles, políticas y evidencia esperada antes de desplegar.</w:t>
+            </w:r>
+          </w:p>
+        </w:tc>
+      </w:tr>
+    </w:tbl>
+    <w:p>
+      <w:pPr>
+        <w:spacing w:after="100"/>
+      </w:pPr>
+      <w:r>
+        <w:rPr>
+          <w:sz w:val="18"/>
+        </w:rPr>
+        <w:t>Las probabilidades y niveles cuantitativos de riesgo quedan pendientes de una metodología aprobada por el equipo; no se presentan como mediciones realizadas.</w:t>
+      </w:r>
+    </w:p>
+    <w:p>
+      <w:pPr>
+        <w:spacing w:after="100"/>
+      </w:pPr>
+      <w:r>
+        <w:rPr>
+          <w:b/>
+          <w:sz w:val="18"/>
+        </w:rPr>
+        <w:t>16.4 Diseño lógico preliminar de la solución</w:t>
+      </w:r>
+    </w:p>
+    <w:p>
+      <w:pPr>
+        <w:spacing w:after="100"/>
+      </w:pPr>
+      <w:r>
+        <w:rPr>
+          <w:sz w:val="18"/>
+        </w:rPr>
+        <w:t>Flujo conceptual propuesto: usuario externo → conexión HTTPS → punto de entrada y control WAF por seleccionar → aplicación web de prueba → dependencias internas necesarias. El servicio de alojamiento, la ubicación del WAF y la necesidad de una VPC se definirán tras caracterizar la aplicación y evaluar costos y compatibilidad.</w:t>
+      </w:r>
+    </w:p>
+    <w:p>
+      <w:pPr>
+        <w:spacing w:after="100"/>
+      </w:pPr>
+      <w:r>
+        <w:rPr>
+          <w:sz w:val="18"/>
+        </w:rPr>
+        <w:t>Se evaluarán controles de mínimo privilegio IAM, TLS, restricción de exposición, filtrado HTTP(S) frente a escenarios de riesgo asociados a OWASP Top 10, registro de eventos y pruebas autorizadas. Google Cloud Armor puede estudiarse como alternativa de WAF, sin considerarse seleccionado, contratado, configurado o probado.</w:t>
+      </w:r>
+    </w:p>
+    <w:p>
+      <w:pPr>
+        <w:spacing w:after="100"/>
+        <w:rPr>
+          <w:b/>
+          <w:sz w:val="18"/>
+        </w:rPr>
+      </w:pPr>
+    </w:p>
+    <w:p>
+      <w:pPr>
+        <w:spacing w:after="100"/>
+        <w:rPr>
+          <w:b/>
+          <w:sz w:val="18"/>
+        </w:rPr>
+      </w:pPr>
+    </w:p>
+    <w:p>
+      <w:pPr>
+        <w:spacing w:after="100"/>
+        <w:rPr>
+          <w:b/>
+          <w:sz w:val="18"/>
+        </w:rPr>
+      </w:pPr>
+    </w:p>
+    <w:p>
+      <w:pPr>
+        <w:spacing w:after="100"/>
+        <w:rPr>
+          <w:b/>
+          <w:sz w:val="18"/>
+        </w:rPr>
+      </w:pPr>
+    </w:p>
+    <w:p>
+      <w:pPr>
+        <w:spacing w:after="100"/>
+        <w:rPr>
+          <w:b/>
+          <w:sz w:val="18"/>
+        </w:rPr>
+      </w:pPr>
+    </w:p>
+    <w:p>
+      <w:pPr>
+        <w:spacing w:after="100"/>
+        <w:rPr>
+          <w:b/>
+          <w:sz w:val="18"/>
+        </w:rPr>
+      </w:pPr>
+    </w:p>
+    <w:p>
+      <w:pPr>
+        <w:spacing w:after="100"/>
+        <w:rPr>
+          <w:b/>
+          <w:sz w:val="18"/>
+        </w:rPr>
+      </w:pPr>
+    </w:p>
+    <w:p>
+      <w:pPr>
+        <w:spacing w:after="100"/>
+        <w:rPr>
+          <w:b/>
+          <w:sz w:val="18"/>
+        </w:rPr>
+      </w:pPr>
+    </w:p>
+    <w:p>
+      <w:pPr>
+        <w:spacing w:after="100"/>
+        <w:rPr>
+          <w:b/>
+          <w:sz w:val="18"/>
+        </w:rPr>
+      </w:pPr>
+    </w:p>
+    <w:p>
+      <w:pPr>
+        <w:spacing w:after="100"/>
+        <w:rPr>
+          <w:b/>
+          <w:sz w:val="18"/>
+        </w:rPr>
+      </w:pPr>
+    </w:p>
+    <w:p>
+      <w:pPr>
+        <w:spacing w:after="100"/>
+        <w:rPr>
+          <w:b/>
+          <w:sz w:val="18"/>
+        </w:rPr>
+      </w:pPr>
+    </w:p>
+    <w:p>
+      <w:pPr>
+        <w:spacing w:after="100"/>
+        <w:rPr>
+          <w:b/>
+          <w:sz w:val="18"/>
+        </w:rPr>
+      </w:pPr>
+    </w:p>
+    <w:p>
+      <w:pPr>
+        <w:spacing w:after="100"/>
+        <w:rPr>
+          <w:b/>
+          <w:sz w:val="18"/>
+        </w:rPr>
+      </w:pPr>
+    </w:p>
+    <w:p>
+      <w:pPr>
+        <w:spacing w:after="100"/>
+        <w:rPr>
+          <w:b/>
+          <w:sz w:val="18"/>
+        </w:rPr>
+      </w:pPr>
+    </w:p>
+    <w:p>
+      <w:pPr>
+        <w:spacing w:after="100"/>
+      </w:pPr>
+      <w:r>
+        <w:rPr>
+          <w:b/>
+          <w:sz w:val="18"/>
+        </w:rPr>
+        <w:lastRenderedPageBreak/>
+        <w:t>16.5 Responsabilidades y trazabilidad</w:t>
+      </w:r>
+    </w:p>
+    <w:tbl>
+      <w:tblPr>
+        <w:tblW w:w="9432" w:type="dxa"/>
+        <w:tblLook w:val="04A0" w:firstRow="1" w:lastRow="0" w:firstColumn="1" w:lastColumn="0" w:noHBand="0" w:noVBand="1"/>
+      </w:tblPr>
+      <w:tblGrid>
+        <w:gridCol w:w="3150"/>
+        <w:gridCol w:w="3144"/>
+        <w:gridCol w:w="3138"/>
+      </w:tblGrid>
+      <w:tr>
+        <w:tc>
+          <w:tcPr>
+            <w:tcW w:w="3400" w:type="dxa"/>
+          </w:tcPr>
+          <w:p>
+            <w:r>
+              <w:rPr>
+                <w:sz w:val="16"/>
+              </w:rPr>
+              <w:t>Responsable / ámbito</w:t>
+            </w:r>
+          </w:p>
+        </w:tc>
+        <w:tc>
+          <w:tcPr>
+            <w:tcW w:w="3400" w:type="dxa"/>
+          </w:tcPr>
+          <w:p>
+            <w:r>
+              <w:rPr>
+                <w:sz w:val="16"/>
+              </w:rPr>
+              <w:t>Actividad técnica</w:t>
+            </w:r>
+          </w:p>
+        </w:tc>
+        <w:tc>
+          <w:tcPr>
+            <w:tcW w:w="3400" w:type="dxa"/>
+          </w:tcPr>
+          <w:p>
+            <w:r>
+              <w:rPr>
+                <w:sz w:val="16"/>
+              </w:rPr>
+              <w:t>Situación</w:t>
+            </w:r>
+          </w:p>
+        </w:tc>
+      </w:tr>
+      <w:tr>
+        <w:tc>
+          <w:tcPr>
+            <w:tcW w:w="3400" w:type="dxa"/>
+          </w:tcPr>
+          <w:p>
+            <w:r>
+              <w:rPr>
+                <w:sz w:val="16"/>
+              </w:rPr>
+              <w:t>David Guzmán – Infraestructura Jr.</w:t>
+            </w:r>
+          </w:p>
+        </w:tc>
+        <w:tc>
+          <w:tcPr>
+            <w:tcW w:w="3400" w:type="dxa"/>
+          </w:tcPr>
+          <w:p>
+            <w:r>
+              <w:rPr>
+                <w:sz w:val="16"/>
+              </w:rPr>
+              <w:t>Caracterizar entorno cloud, IAM, dependencias de red, restricciones y arquitectura preliminar.</w:t>
+            </w:r>
+          </w:p>
+        </w:tc>
+        <w:tc>
+          <w:tcPr>
+            <w:tcW w:w="3400" w:type="dxa"/>
+          </w:tcPr>
+          <w:p>
+            <w:r>
+              <w:rPr>
+                <w:sz w:val="16"/>
+              </w:rPr>
+              <w:t>Gestión inicial documentada; diseño e inventario preliminares en este apartado.</w:t>
+            </w:r>
+          </w:p>
+        </w:tc>
+      </w:tr>
+      <w:tr>
+        <w:tc>
+          <w:tcPr>
+            <w:tcW w:w="3400" w:type="dxa"/>
+          </w:tcPr>
+          <w:p>
+            <w:r>
+              <w:rPr>
+                <w:sz w:val="16"/>
+              </w:rPr>
+              <w:t>Equipo SN-2 – decisión conjunta</w:t>
+            </w:r>
+          </w:p>
+        </w:tc>
+        <w:tc>
+          <w:tcPr>
+            <w:tcW w:w="3400" w:type="dxa"/>
+          </w:tcPr>
+          <w:p>
+            <w:r>
+              <w:rPr>
+                <w:sz w:val="16"/>
+              </w:rPr>
+              <w:t>Confirmar aplicación objetivo, alojamiento, WAF y criterios de riesgo.</w:t>
+            </w:r>
+          </w:p>
+        </w:tc>
+        <w:tc>
+          <w:tcPr>
+            <w:tcW w:w="3400" w:type="dxa"/>
+          </w:tcPr>
+          <w:p>
+            <w:r>
+              <w:rPr>
+                <w:sz w:val="16"/>
+              </w:rPr>
+              <w:t>Pendiente de decisión documentada.</w:t>
+            </w:r>
+          </w:p>
+        </w:tc>
+      </w:tr>
+      <w:tr>
+        <w:tc>
+          <w:tcPr>
+            <w:tcW w:w="3400" w:type="dxa"/>
+          </w:tcPr>
+          <w:p>
+            <w:r>
+              <w:rPr>
+                <w:sz w:val="16"/>
+              </w:rPr>
+              <w:t>Liderazgo / administración</w:t>
+            </w:r>
+          </w:p>
+        </w:tc>
+        <w:tc>
+          <w:tcPr>
+            <w:tcW w:w="3400" w:type="dxa"/>
+          </w:tcPr>
+          <w:p>
+            <w:r>
+              <w:rPr>
+                <w:sz w:val="16"/>
+              </w:rPr>
+              <w:t>Autorizar facturación, presupuesto y modificaciones con impacto económico.</w:t>
+            </w:r>
+          </w:p>
+        </w:tc>
+        <w:tc>
+          <w:tcPr>
+            <w:tcW w:w="3400" w:type="dxa"/>
+          </w:tcPr>
+          <w:p>
+            <w:r>
+              <w:rPr>
+                <w:sz w:val="16"/>
+              </w:rPr>
+              <w:t>Pendiente; E1-05 acredita ausencia de vínculo.</w:t>
+            </w:r>
+          </w:p>
+        </w:tc>
+      </w:tr>
+      <w:tr>
+        <w:tc>
+          <w:tcPr>
+            <w:tcW w:w="3400" w:type="dxa"/>
+          </w:tcPr>
+          <w:p>
+            <w:r>
+              <w:rPr>
+                <w:sz w:val="16"/>
+              </w:rPr>
+              <w:t>Documentación del equipo</w:t>
+            </w:r>
+          </w:p>
+        </w:tc>
+        <w:tc>
+          <w:tcPr>
+            <w:tcW w:w="3400" w:type="dxa"/>
+          </w:tcPr>
+          <w:p>
+            <w:r>
+              <w:rPr>
+                <w:sz w:val="16"/>
+              </w:rPr>
+              <w:t>Integrar y revisar sección técnica en informe principal.</w:t>
+            </w:r>
+          </w:p>
+        </w:tc>
+        <w:tc>
+          <w:tcPr>
+            <w:tcW w:w="3400" w:type="dxa"/>
+          </w:tcPr>
+          <w:p>
+            <w:r>
+              <w:rPr>
+                <w:sz w:val="16"/>
+              </w:rPr>
+              <w:t>Texto disponible en este documento; incorporación externa no verificada.</w:t>
+            </w:r>
+          </w:p>
+        </w:tc>
+      </w:tr>
+    </w:tbl>
+    <w:p>
+      <w:pPr>
+        <w:spacing w:after="100"/>
+      </w:pPr>
+      <w:r>
+        <w:rPr>
+          <w:sz w:val="18"/>
+        </w:rPr>
+        <w:t>Evidencias asociadas: E1-01 (proyecto), E1-02 (IAM), E1-03 (acceso), E1-04 (API/VPC no verificada) y E1-05 (facturación). Todas se conservan en la sección 15. Este análisis no acredita implementaciones, configuraciones ni pruebas que aún no se han ejecutado.</w:t>
+      </w:r>
+    </w:p>
+    <w:tbl>
+      <w:tblPr>
+        <w:tblW w:w="10200" w:type="dxa"/>
+        <w:jc w:val="center"/>
+        <w:tblLayout w:type="fixed"/>
+        <w:tblCellMar>
+          <w:top w:w="80" w:type="dxa"/>
+          <w:left w:w="130" w:type="dxa"/>
+          <w:bottom w:w="80" w:type="dxa"/>
+          <w:right w:w="130" w:type="dxa"/>
+        </w:tblCellMar>
+        <w:tblLook w:val="0400" w:firstRow="0" w:lastRow="0" w:firstColumn="0" w:lastColumn="0" w:noHBand="0" w:noVBand="1"/>
+      </w:tblPr>
+      <w:tblGrid>
+        <w:gridCol w:w="10200"/>
+      </w:tblGrid>
+      <w:tr>
+        <w:trPr>
+          <w:jc w:val="center"/>
+        </w:trPr>
+        <w:tc>
+          <w:tcPr>
+            <w:tcW w:w="10200" w:type="dxa"/>
+            <w:shd w:val="clear" w:color="auto" w:fill="1F4E78"/>
+          </w:tcPr>
+          <w:p>
+            <w:pPr>
+              <w:spacing w:after="0"/>
+            </w:pPr>
+            <w:r>
+              <w:rPr>
+                <w:b/>
+                <w:bCs/>
+                <w:color w:val="FFFFFF"/>
+                <w:sz w:val="22"/>
+                <w:szCs w:val="22"/>
+              </w:rPr>
+              <w:t>16. Fase 1 – Análisis del entorno, riesgos y diseño de la solución</w:t>
+            </w:r>
+          </w:p>
+        </w:tc>
+      </w:tr>
+    </w:tbl>
+    <w:p/>
     <w:sectPr>
       <w:headerReference w:type="default" r:id="rId12"/>
       <w:headerReference w:type="first" r:id="rId13"/>

--- a/Fase 1 – Análisis del entorno, riesgos y diseño de la solución/David_Guzman/capturas_pruebas_documentos_configuraciones/Bitacora_David_Guzman_Entrega_01.docx
+++ b/Fase 1 – Análisis del entorno, riesgos y diseño de la solución/David_Guzman/capturas_pruebas_documentos_configuraciones/Bitacora_David_Guzman_Entrega_01.docx
@@ -786,6 +786,13 @@
               </w:rPr>
               <w:t>Fase 1 – Análisis del entorno, riesgos y diseño de la solución.</w:t>
             </w:r>
+            <w:proofErr w:type="spellStart"/>
+            <w:r>
+              <w:rPr>
+                <w:rFonts w:ascii="Arial" w:hAnsi="Arial"/>
+              </w:rPr>
+            </w:r>
+            <w:proofErr w:type="spellEnd"/>
           </w:p>
         </w:tc>
       </w:tr>
@@ -1970,6 +1977,7 @@
                 <w:sz w:val="22"/>
                 <w:szCs w:val="22"/>
               </w:rPr>
+              <w:lastRenderedPageBreak/>
               <w:t>3. Herramientas y servicios utilizados</w:t>
             </w:r>
           </w:p>
@@ -2582,6 +2590,7 @@
                 <w:sz w:val="19"/>
                 <w:szCs w:val="19"/>
               </w:rPr>
+              <w:lastRenderedPageBreak/>
               <w:t>Problema</w:t>
             </w:r>
           </w:p>
@@ -3158,6 +3167,7 @@
                 <w:sz w:val="22"/>
                 <w:szCs w:val="22"/>
               </w:rPr>
+              <w:lastRenderedPageBreak/>
               <w:t>5. Soluciones aplicadas</w:t>
             </w:r>
           </w:p>
@@ -3966,6 +3976,7 @@
                 <w:sz w:val="22"/>
                 <w:szCs w:val="22"/>
               </w:rPr>
+              <w:lastRenderedPageBreak/>
               <w:t>6. Estado del proyecto esta semana</w:t>
             </w:r>
           </w:p>
@@ -5300,6 +5311,7 @@
                 <w:sz w:val="22"/>
                 <w:szCs w:val="22"/>
               </w:rPr>
+              <w:lastRenderedPageBreak/>
               <w:t>8. Aportes individuales verificables</w:t>
             </w:r>
           </w:p>
@@ -6352,6 +6364,7 @@
                 <w:sz w:val="22"/>
                 <w:szCs w:val="22"/>
               </w:rPr>
+              <w:lastRenderedPageBreak/>
               <w:t xml:space="preserve">9. Cumplimiento individual y responsabilidad </w:t>
             </w:r>
           </w:p>
@@ -7489,6 +7502,7 @@
                 <w:sz w:val="22"/>
                 <w:szCs w:val="22"/>
               </w:rPr>
+              <w:lastRenderedPageBreak/>
               <w:t>11. Pruebas, configuraciones o validaciones por estudiante</w:t>
             </w:r>
           </w:p>
@@ -8276,6 +8290,7 @@
                 <w:sz w:val="22"/>
                 <w:szCs w:val="22"/>
               </w:rPr>
+              <w:lastRenderedPageBreak/>
               <w:t xml:space="preserve">12. Participación en demo o explicación técnica </w:t>
             </w:r>
             <w:r>
@@ -10770,6 +10785,7 @@
         <w:rPr>
           <w:color w:val="FFFFFF"/>
         </w:rPr>
+        <w:lastRenderedPageBreak/>
         <w:t>15. Registro de evidencias – espacios para capturas</w:t>
       </w:r>
     </w:p>
@@ -10819,7 +10835,6 @@
         <w:rPr>
           <w:noProof/>
         </w:rPr>
-        <w:lastRenderedPageBreak/>
         <w:drawing>
           <wp:inline distT="0" distB="0" distL="0" distR="0" wp14:anchorId="3BE63CA3" wp14:editId="356AD085">
             <wp:extent cx="4791075" cy="5552468"/>
@@ -10887,6 +10902,7 @@
         <w:pStyle w:val="Caption"/>
       </w:pPr>
       <w:r>
+        <w:lastRenderedPageBreak/>
         <w:t>Figura E1-02. Tabla IAM del proyecto con integrantes y roles visibles, incluido Compute Network Admin para la cuenta operativa de David.</w:t>
       </w:r>
     </w:p>
@@ -10898,7 +10914,6 @@
         <w:rPr>
           <w:noProof/>
         </w:rPr>
-        <w:lastRenderedPageBreak/>
         <w:drawing>
           <wp:inline distT="0" distB="0" distL="0" distR="0" wp14:anchorId="467F8E65" wp14:editId="7B1DBFDE">
             <wp:extent cx="4886325" cy="5225752"/>
@@ -10976,6 +10991,7 @@
         <w:pStyle w:val="Heading3"/>
       </w:pPr>
       <w:r>
+        <w:lastRenderedPageBreak/>
         <w:t>E1-03 — Acceso y rol de David</w:t>
       </w:r>
     </w:p>
@@ -11001,7 +11017,6 @@
         <w:pStyle w:val="Caption"/>
       </w:pPr>
       <w:r>
-        <w:lastRenderedPageBreak/>
         <w:t>Figura E1-03. Panel de control del proyecto abierto desde la cuenta operativa de David; acredita acceso, no por sí solo permisos específicos.</w:t>
       </w:r>
     </w:p>
@@ -11080,6 +11095,7 @@
         <w:pStyle w:val="Heading3"/>
       </w:pPr>
       <w:r>
+        <w:lastRenderedPageBreak/>
         <w:t>E1-04 — Revisión VPC / API</w:t>
       </w:r>
     </w:p>
@@ -11105,7 +11121,6 @@
         <w:pStyle w:val="Caption"/>
       </w:pPr>
       <w:r>
-        <w:lastRenderedPageBreak/>
         <w:t>Figura E1-04. Compute Engine API con botón Enable; API no habilitada en la pantalla capturada y red VPC aún no verificada.</w:t>
       </w:r>
     </w:p>
@@ -11280,9 +11295,9 @@
       </w:pPr>
       <w:r>
         <w:rPr>
+          <w:b w:val="0"/>
           <w:sz w:val="18"/>
         </w:rPr>
-        <w:lastRenderedPageBreak/>
         <w:t>Alcance: caracterización técnica preliminar desde el rol de Ingeniero de Infraestructura Jr. Este apartado complementa la bitácora individual y proporciona contenido reutilizable en el informe principal del equipo. Se diferencia entre estado observado, selección y diseño propuesto.</w:t>
       </w:r>
     </w:p>
@@ -11304,6 +11319,7 @@
       </w:pPr>
       <w:r>
         <w:rPr>
+          <w:b w:val="0"/>
           <w:sz w:val="18"/>
         </w:rPr>
         <w:t>Google Cloud fue seleccionado en Fase 1 como plataforma principal. Se creó el proyecto proyecto-7-waf-shield-cloud y se incorporaron cuentas del equipo mediante IAM. La captura E1-02 muestra la cuenta administradora con rol Owner, cuentas de integrantes con rol Browser y la cuenta operativa de David con Compute Network Admin; la captura E1-03 acredita acceso desde esta última. La verificación integral de permisos efectivos sigue pendiente.</w:t>
@@ -11315,6 +11331,7 @@
       </w:pPr>
       <w:r>
         <w:rPr>
+          <w:b w:val="0"/>
           <w:sz w:val="18"/>
         </w:rPr>
         <w:t>La captura E1-04 muestra Compute Engine API con el botón Enable, por lo que la API no estaba habilitada en el momento registrado. No se dispone de evidencia de creación o validación de VPC, máquinas virtuales, servicios web o WAF. La captura E1-05 confirma que el proyecto no tenía una cuenta de facturación vinculada.</w:t>
@@ -11334,18 +11351,19 @@
     </w:p>
     <w:tbl>
       <w:tblPr>
+        <w:tblW w:type="auto" w:w="0"/>
+        <w:tblLook w:firstColumn="1" w:firstRow="1" w:lastColumn="0" w:lastRow="0" w:noHBand="0" w:noVBand="1" w:val="04A0"/>
         <w:tblW w:w="9432" w:type="dxa"/>
-        <w:tblLook w:val="04A0" w:firstRow="1" w:lastRow="0" w:firstColumn="1" w:lastColumn="0" w:noHBand="0" w:noVBand="1"/>
       </w:tblPr>
       <w:tblGrid>
-        <w:gridCol w:w="3138"/>
-        <w:gridCol w:w="3157"/>
-        <w:gridCol w:w="3137"/>
+        <w:gridCol w:w="3400"/>
+        <w:gridCol w:w="3400"/>
+        <w:gridCol w:w="3400"/>
       </w:tblGrid>
       <w:tr>
         <w:tc>
           <w:tcPr>
-            <w:tcW w:w="3400" w:type="dxa"/>
+            <w:tcW w:type="dxa" w:w="3400"/>
           </w:tcPr>
           <w:p>
             <w:r>
@@ -11358,7 +11376,7 @@
         </w:tc>
         <w:tc>
           <w:tcPr>
-            <w:tcW w:w="3400" w:type="dxa"/>
+            <w:tcW w:type="dxa" w:w="3400"/>
           </w:tcPr>
           <w:p>
             <w:r>
@@ -11371,7 +11389,7 @@
         </w:tc>
         <w:tc>
           <w:tcPr>
-            <w:tcW w:w="3400" w:type="dxa"/>
+            <w:tcW w:type="dxa" w:w="3400"/>
           </w:tcPr>
           <w:p>
             <w:r>
@@ -11386,7 +11404,7 @@
       <w:tr>
         <w:tc>
           <w:tcPr>
-            <w:tcW w:w="3400" w:type="dxa"/>
+            <w:tcW w:type="dxa" w:w="3400"/>
           </w:tcPr>
           <w:p>
             <w:r>
@@ -11399,7 +11417,7 @@
         </w:tc>
         <w:tc>
           <w:tcPr>
-            <w:tcW w:w="3400" w:type="dxa"/>
+            <w:tcW w:type="dxa" w:w="3400"/>
           </w:tcPr>
           <w:p>
             <w:r>
@@ -11412,7 +11430,7 @@
         </w:tc>
         <w:tc>
           <w:tcPr>
-            <w:tcW w:w="3400" w:type="dxa"/>
+            <w:tcW w:type="dxa" w:w="3400"/>
           </w:tcPr>
           <w:p>
             <w:r>
@@ -11427,7 +11445,7 @@
       <w:tr>
         <w:tc>
           <w:tcPr>
-            <w:tcW w:w="3400" w:type="dxa"/>
+            <w:tcW w:type="dxa" w:w="3400"/>
           </w:tcPr>
           <w:p>
             <w:r>
@@ -11440,7 +11458,7 @@
         </w:tc>
         <w:tc>
           <w:tcPr>
-            <w:tcW w:w="3400" w:type="dxa"/>
+            <w:tcW w:type="dxa" w:w="3400"/>
           </w:tcPr>
           <w:p>
             <w:r>
@@ -11453,7 +11471,7 @@
         </w:tc>
         <w:tc>
           <w:tcPr>
-            <w:tcW w:w="3400" w:type="dxa"/>
+            <w:tcW w:type="dxa" w:w="3400"/>
           </w:tcPr>
           <w:p>
             <w:r>
@@ -11468,7 +11486,7 @@
       <w:tr>
         <w:tc>
           <w:tcPr>
-            <w:tcW w:w="3400" w:type="dxa"/>
+            <w:tcW w:type="dxa" w:w="3400"/>
           </w:tcPr>
           <w:p>
             <w:r>
@@ -11481,7 +11499,7 @@
         </w:tc>
         <w:tc>
           <w:tcPr>
-            <w:tcW w:w="3400" w:type="dxa"/>
+            <w:tcW w:type="dxa" w:w="3400"/>
           </w:tcPr>
           <w:p>
             <w:r>
@@ -11494,7 +11512,7 @@
         </w:tc>
         <w:tc>
           <w:tcPr>
-            <w:tcW w:w="3400" w:type="dxa"/>
+            <w:tcW w:type="dxa" w:w="3400"/>
           </w:tcPr>
           <w:p>
             <w:r>
@@ -11509,7 +11527,7 @@
       <w:tr>
         <w:tc>
           <w:tcPr>
-            <w:tcW w:w="3400" w:type="dxa"/>
+            <w:tcW w:type="dxa" w:w="3400"/>
           </w:tcPr>
           <w:p>
             <w:r>
@@ -11522,7 +11540,7 @@
         </w:tc>
         <w:tc>
           <w:tcPr>
-            <w:tcW w:w="3400" w:type="dxa"/>
+            <w:tcW w:type="dxa" w:w="3400"/>
           </w:tcPr>
           <w:p>
             <w:r>
@@ -11535,7 +11553,7 @@
         </w:tc>
         <w:tc>
           <w:tcPr>
-            <w:tcW w:w="3400" w:type="dxa"/>
+            <w:tcW w:type="dxa" w:w="3400"/>
           </w:tcPr>
           <w:p>
             <w:r>
@@ -11550,7 +11568,7 @@
       <w:tr>
         <w:tc>
           <w:tcPr>
-            <w:tcW w:w="3400" w:type="dxa"/>
+            <w:tcW w:type="dxa" w:w="3400"/>
           </w:tcPr>
           <w:p>
             <w:r>
@@ -11563,7 +11581,7 @@
         </w:tc>
         <w:tc>
           <w:tcPr>
-            <w:tcW w:w="3400" w:type="dxa"/>
+            <w:tcW w:type="dxa" w:w="3400"/>
           </w:tcPr>
           <w:p>
             <w:r>
@@ -11576,7 +11594,7 @@
         </w:tc>
         <w:tc>
           <w:tcPr>
-            <w:tcW w:w="3400" w:type="dxa"/>
+            <w:tcW w:type="dxa" w:w="3400"/>
           </w:tcPr>
           <w:p>
             <w:r>
@@ -11591,7 +11609,7 @@
       <w:tr>
         <w:tc>
           <w:tcPr>
-            <w:tcW w:w="3400" w:type="dxa"/>
+            <w:tcW w:type="dxa" w:w="3400"/>
           </w:tcPr>
           <w:p>
             <w:r>
@@ -11604,7 +11622,7 @@
         </w:tc>
         <w:tc>
           <w:tcPr>
-            <w:tcW w:w="3400" w:type="dxa"/>
+            <w:tcW w:type="dxa" w:w="3400"/>
           </w:tcPr>
           <w:p>
             <w:r>
@@ -11617,7 +11635,7 @@
         </w:tc>
         <w:tc>
           <w:tcPr>
-            <w:tcW w:w="3400" w:type="dxa"/>
+            <w:tcW w:type="dxa" w:w="3400"/>
           </w:tcPr>
           <w:p>
             <w:r>
@@ -11632,7 +11650,7 @@
       <w:tr>
         <w:tc>
           <w:tcPr>
-            <w:tcW w:w="3400" w:type="dxa"/>
+            <w:tcW w:type="dxa" w:w="3400"/>
           </w:tcPr>
           <w:p>
             <w:r>
@@ -11645,7 +11663,7 @@
         </w:tc>
         <w:tc>
           <w:tcPr>
-            <w:tcW w:w="3400" w:type="dxa"/>
+            <w:tcW w:type="dxa" w:w="3400"/>
           </w:tcPr>
           <w:p>
             <w:r>
@@ -11658,7 +11676,7 @@
         </w:tc>
         <w:tc>
           <w:tcPr>
-            <w:tcW w:w="3400" w:type="dxa"/>
+            <w:tcW w:type="dxa" w:w="3400"/>
           </w:tcPr>
           <w:p>
             <w:r>
@@ -11673,7 +11691,7 @@
       <w:tr>
         <w:tc>
           <w:tcPr>
-            <w:tcW w:w="3400" w:type="dxa"/>
+            <w:tcW w:type="dxa" w:w="3400"/>
           </w:tcPr>
           <w:p>
             <w:r>
@@ -11686,7 +11704,7 @@
         </w:tc>
         <w:tc>
           <w:tcPr>
-            <w:tcW w:w="3400" w:type="dxa"/>
+            <w:tcW w:type="dxa" w:w="3400"/>
           </w:tcPr>
           <w:p>
             <w:r>
@@ -11699,7 +11717,7 @@
         </w:tc>
         <w:tc>
           <w:tcPr>
-            <w:tcW w:w="3400" w:type="dxa"/>
+            <w:tcW w:type="dxa" w:w="3400"/>
           </w:tcPr>
           <w:p>
             <w:r>
@@ -11714,7 +11732,7 @@
       <w:tr>
         <w:tc>
           <w:tcPr>
-            <w:tcW w:w="3400" w:type="dxa"/>
+            <w:tcW w:type="dxa" w:w="3400"/>
           </w:tcPr>
           <w:p>
             <w:r>
@@ -11727,7 +11745,7 @@
         </w:tc>
         <w:tc>
           <w:tcPr>
-            <w:tcW w:w="3400" w:type="dxa"/>
+            <w:tcW w:type="dxa" w:w="3400"/>
           </w:tcPr>
           <w:p>
             <w:r>
@@ -11740,7 +11758,7 @@
         </w:tc>
         <w:tc>
           <w:tcPr>
-            <w:tcW w:w="3400" w:type="dxa"/>
+            <w:tcW w:type="dxa" w:w="3400"/>
           </w:tcPr>
           <w:p>
             <w:r>
@@ -11759,100 +11777,11 @@
       </w:pPr>
       <w:r>
         <w:rPr>
+          <w:b w:val="0"/>
           <w:sz w:val="18"/>
         </w:rPr>
         <w:t>Datos pendientes del perfil web: dominio o URL, propietario del activo, tecnología y alojamiento, puertos y protocolos, endpoints, autenticación, dependencias, datos procesados, exposición pública y criticidad. No se completan estos campos sin confirmación del equipo.</w:t>
       </w:r>
-    </w:p>
-    <w:p>
-      <w:pPr>
-        <w:spacing w:after="100"/>
-        <w:rPr>
-          <w:b/>
-          <w:sz w:val="18"/>
-        </w:rPr>
-      </w:pPr>
-    </w:p>
-    <w:p>
-      <w:pPr>
-        <w:spacing w:after="100"/>
-        <w:rPr>
-          <w:b/>
-          <w:sz w:val="18"/>
-        </w:rPr>
-      </w:pPr>
-    </w:p>
-    <w:p>
-      <w:pPr>
-        <w:spacing w:after="100"/>
-        <w:rPr>
-          <w:b/>
-          <w:sz w:val="18"/>
-        </w:rPr>
-      </w:pPr>
-    </w:p>
-    <w:p>
-      <w:pPr>
-        <w:spacing w:after="100"/>
-        <w:rPr>
-          <w:b/>
-          <w:sz w:val="18"/>
-        </w:rPr>
-      </w:pPr>
-    </w:p>
-    <w:p>
-      <w:pPr>
-        <w:spacing w:after="100"/>
-        <w:rPr>
-          <w:b/>
-          <w:sz w:val="18"/>
-        </w:rPr>
-      </w:pPr>
-    </w:p>
-    <w:p>
-      <w:pPr>
-        <w:spacing w:after="100"/>
-        <w:rPr>
-          <w:b/>
-          <w:sz w:val="18"/>
-        </w:rPr>
-      </w:pPr>
-    </w:p>
-    <w:p>
-      <w:pPr>
-        <w:spacing w:after="100"/>
-        <w:rPr>
-          <w:b/>
-          <w:sz w:val="18"/>
-        </w:rPr>
-      </w:pPr>
-    </w:p>
-    <w:p>
-      <w:pPr>
-        <w:spacing w:after="100"/>
-        <w:rPr>
-          <w:b/>
-          <w:sz w:val="18"/>
-        </w:rPr>
-      </w:pPr>
-    </w:p>
-    <w:p>
-      <w:pPr>
-        <w:spacing w:after="100"/>
-        <w:rPr>
-          <w:b/>
-          <w:sz w:val="18"/>
-        </w:rPr>
-      </w:pPr>
-    </w:p>
-    <w:p>
-      <w:pPr>
-        <w:spacing w:after="100"/>
-        <w:rPr>
-          <w:b/>
-          <w:sz w:val="18"/>
-        </w:rPr>
-      </w:pPr>
     </w:p>
     <w:p>
       <w:pPr>
@@ -11868,18 +11797,19 @@
     </w:p>
     <w:tbl>
       <w:tblPr>
+        <w:tblW w:type="auto" w:w="0"/>
+        <w:tblLook w:firstColumn="1" w:firstRow="1" w:lastColumn="0" w:lastRow="0" w:noHBand="0" w:noVBand="1" w:val="04A0"/>
         <w:tblW w:w="9432" w:type="dxa"/>
-        <w:tblLook w:val="04A0" w:firstRow="1" w:lastRow="0" w:firstColumn="1" w:lastColumn="0" w:noHBand="0" w:noVBand="1"/>
       </w:tblPr>
       <w:tblGrid>
-        <w:gridCol w:w="3118"/>
-        <w:gridCol w:w="3148"/>
-        <w:gridCol w:w="3166"/>
+        <w:gridCol w:w="3400"/>
+        <w:gridCol w:w="3400"/>
+        <w:gridCol w:w="3400"/>
       </w:tblGrid>
       <w:tr>
         <w:tc>
           <w:tcPr>
-            <w:tcW w:w="3400" w:type="dxa"/>
+            <w:tcW w:type="dxa" w:w="3400"/>
           </w:tcPr>
           <w:p>
             <w:r>
@@ -11892,7 +11822,7 @@
         </w:tc>
         <w:tc>
           <w:tcPr>
-            <w:tcW w:w="3400" w:type="dxa"/>
+            <w:tcW w:type="dxa" w:w="3400"/>
           </w:tcPr>
           <w:p>
             <w:r>
@@ -11905,7 +11835,7 @@
         </w:tc>
         <w:tc>
           <w:tcPr>
-            <w:tcW w:w="3400" w:type="dxa"/>
+            <w:tcW w:type="dxa" w:w="3400"/>
           </w:tcPr>
           <w:p>
             <w:r>
@@ -11920,7 +11850,7 @@
       <w:tr>
         <w:tc>
           <w:tcPr>
-            <w:tcW w:w="3400" w:type="dxa"/>
+            <w:tcW w:type="dxa" w:w="3400"/>
           </w:tcPr>
           <w:p>
             <w:r>
@@ -11933,7 +11863,7 @@
         </w:tc>
         <w:tc>
           <w:tcPr>
-            <w:tcW w:w="3400" w:type="dxa"/>
+            <w:tcW w:type="dxa" w:w="3400"/>
           </w:tcPr>
           <w:p>
             <w:r>
@@ -11946,7 +11876,7 @@
         </w:tc>
         <w:tc>
           <w:tcPr>
-            <w:tcW w:w="3400" w:type="dxa"/>
+            <w:tcW w:type="dxa" w:w="3400"/>
           </w:tcPr>
           <w:p>
             <w:r>
@@ -11961,7 +11891,7 @@
       <w:tr>
         <w:tc>
           <w:tcPr>
-            <w:tcW w:w="3400" w:type="dxa"/>
+            <w:tcW w:type="dxa" w:w="3400"/>
           </w:tcPr>
           <w:p>
             <w:r>
@@ -11974,7 +11904,7 @@
         </w:tc>
         <w:tc>
           <w:tcPr>
-            <w:tcW w:w="3400" w:type="dxa"/>
+            <w:tcW w:type="dxa" w:w="3400"/>
           </w:tcPr>
           <w:p>
             <w:r>
@@ -11987,7 +11917,7 @@
         </w:tc>
         <w:tc>
           <w:tcPr>
-            <w:tcW w:w="3400" w:type="dxa"/>
+            <w:tcW w:type="dxa" w:w="3400"/>
           </w:tcPr>
           <w:p>
             <w:r>
@@ -12002,7 +11932,7 @@
       <w:tr>
         <w:tc>
           <w:tcPr>
-            <w:tcW w:w="3400" w:type="dxa"/>
+            <w:tcW w:type="dxa" w:w="3400"/>
           </w:tcPr>
           <w:p>
             <w:r>
@@ -12015,7 +11945,7 @@
         </w:tc>
         <w:tc>
           <w:tcPr>
-            <w:tcW w:w="3400" w:type="dxa"/>
+            <w:tcW w:type="dxa" w:w="3400"/>
           </w:tcPr>
           <w:p>
             <w:r>
@@ -12028,7 +11958,7 @@
         </w:tc>
         <w:tc>
           <w:tcPr>
-            <w:tcW w:w="3400" w:type="dxa"/>
+            <w:tcW w:type="dxa" w:w="3400"/>
           </w:tcPr>
           <w:p>
             <w:r>
@@ -12043,7 +11973,7 @@
       <w:tr>
         <w:tc>
           <w:tcPr>
-            <w:tcW w:w="3400" w:type="dxa"/>
+            <w:tcW w:type="dxa" w:w="3400"/>
           </w:tcPr>
           <w:p>
             <w:r>
@@ -12056,7 +11986,7 @@
         </w:tc>
         <w:tc>
           <w:tcPr>
-            <w:tcW w:w="3400" w:type="dxa"/>
+            <w:tcW w:type="dxa" w:w="3400"/>
           </w:tcPr>
           <w:p>
             <w:r>
@@ -12069,7 +11999,7 @@
         </w:tc>
         <w:tc>
           <w:tcPr>
-            <w:tcW w:w="3400" w:type="dxa"/>
+            <w:tcW w:type="dxa" w:w="3400"/>
           </w:tcPr>
           <w:p>
             <w:r>
@@ -12084,7 +12014,7 @@
       <w:tr>
         <w:tc>
           <w:tcPr>
-            <w:tcW w:w="3400" w:type="dxa"/>
+            <w:tcW w:type="dxa" w:w="3400"/>
           </w:tcPr>
           <w:p>
             <w:r>
@@ -12097,7 +12027,7 @@
         </w:tc>
         <w:tc>
           <w:tcPr>
-            <w:tcW w:w="3400" w:type="dxa"/>
+            <w:tcW w:type="dxa" w:w="3400"/>
           </w:tcPr>
           <w:p>
             <w:r>
@@ -12110,7 +12040,7 @@
         </w:tc>
         <w:tc>
           <w:tcPr>
-            <w:tcW w:w="3400" w:type="dxa"/>
+            <w:tcW w:type="dxa" w:w="3400"/>
           </w:tcPr>
           <w:p>
             <w:r>
@@ -12125,7 +12055,7 @@
       <w:tr>
         <w:tc>
           <w:tcPr>
-            <w:tcW w:w="3400" w:type="dxa"/>
+            <w:tcW w:type="dxa" w:w="3400"/>
           </w:tcPr>
           <w:p>
             <w:r>
@@ -12138,7 +12068,7 @@
         </w:tc>
         <w:tc>
           <w:tcPr>
-            <w:tcW w:w="3400" w:type="dxa"/>
+            <w:tcW w:type="dxa" w:w="3400"/>
           </w:tcPr>
           <w:p>
             <w:r>
@@ -12151,7 +12081,7 @@
         </w:tc>
         <w:tc>
           <w:tcPr>
-            <w:tcW w:w="3400" w:type="dxa"/>
+            <w:tcW w:type="dxa" w:w="3400"/>
           </w:tcPr>
           <w:p>
             <w:r>
@@ -12170,6 +12100,7 @@
       </w:pPr>
       <w:r>
         <w:rPr>
+          <w:b w:val="0"/>
           <w:sz w:val="18"/>
         </w:rPr>
         <w:t>Las probabilidades y niveles cuantitativos de riesgo quedan pendientes de una metodología aprobada por el equipo; no se presentan como mediciones realizadas.</w:t>
@@ -12193,6 +12124,7 @@
       </w:pPr>
       <w:r>
         <w:rPr>
+          <w:b w:val="0"/>
           <w:sz w:val="18"/>
         </w:rPr>
         <w:t>Flujo conceptual propuesto: usuario externo → conexión HTTPS → punto de entrada y control WAF por seleccionar → aplicación web de prueba → dependencias internas necesarias. El servicio de alojamiento, la ubicación del WAF y la necesidad de una VPC se definirán tras caracterizar la aplicación y evaluar costos y compatibilidad.</w:t>
@@ -12204,136 +12136,11 @@
       </w:pPr>
       <w:r>
         <w:rPr>
+          <w:b w:val="0"/>
           <w:sz w:val="18"/>
         </w:rPr>
         <w:t>Se evaluarán controles de mínimo privilegio IAM, TLS, restricción de exposición, filtrado HTTP(S) frente a escenarios de riesgo asociados a OWASP Top 10, registro de eventos y pruebas autorizadas. Google Cloud Armor puede estudiarse como alternativa de WAF, sin considerarse seleccionado, contratado, configurado o probado.</w:t>
       </w:r>
-    </w:p>
-    <w:p>
-      <w:pPr>
-        <w:spacing w:after="100"/>
-        <w:rPr>
-          <w:b/>
-          <w:sz w:val="18"/>
-        </w:rPr>
-      </w:pPr>
-    </w:p>
-    <w:p>
-      <w:pPr>
-        <w:spacing w:after="100"/>
-        <w:rPr>
-          <w:b/>
-          <w:sz w:val="18"/>
-        </w:rPr>
-      </w:pPr>
-    </w:p>
-    <w:p>
-      <w:pPr>
-        <w:spacing w:after="100"/>
-        <w:rPr>
-          <w:b/>
-          <w:sz w:val="18"/>
-        </w:rPr>
-      </w:pPr>
-    </w:p>
-    <w:p>
-      <w:pPr>
-        <w:spacing w:after="100"/>
-        <w:rPr>
-          <w:b/>
-          <w:sz w:val="18"/>
-        </w:rPr>
-      </w:pPr>
-    </w:p>
-    <w:p>
-      <w:pPr>
-        <w:spacing w:after="100"/>
-        <w:rPr>
-          <w:b/>
-          <w:sz w:val="18"/>
-        </w:rPr>
-      </w:pPr>
-    </w:p>
-    <w:p>
-      <w:pPr>
-        <w:spacing w:after="100"/>
-        <w:rPr>
-          <w:b/>
-          <w:sz w:val="18"/>
-        </w:rPr>
-      </w:pPr>
-    </w:p>
-    <w:p>
-      <w:pPr>
-        <w:spacing w:after="100"/>
-        <w:rPr>
-          <w:b/>
-          <w:sz w:val="18"/>
-        </w:rPr>
-      </w:pPr>
-    </w:p>
-    <w:p>
-      <w:pPr>
-        <w:spacing w:after="100"/>
-        <w:rPr>
-          <w:b/>
-          <w:sz w:val="18"/>
-        </w:rPr>
-      </w:pPr>
-    </w:p>
-    <w:p>
-      <w:pPr>
-        <w:spacing w:after="100"/>
-        <w:rPr>
-          <w:b/>
-          <w:sz w:val="18"/>
-        </w:rPr>
-      </w:pPr>
-    </w:p>
-    <w:p>
-      <w:pPr>
-        <w:spacing w:after="100"/>
-        <w:rPr>
-          <w:b/>
-          <w:sz w:val="18"/>
-        </w:rPr>
-      </w:pPr>
-    </w:p>
-    <w:p>
-      <w:pPr>
-        <w:spacing w:after="100"/>
-        <w:rPr>
-          <w:b/>
-          <w:sz w:val="18"/>
-        </w:rPr>
-      </w:pPr>
-    </w:p>
-    <w:p>
-      <w:pPr>
-        <w:spacing w:after="100"/>
-        <w:rPr>
-          <w:b/>
-          <w:sz w:val="18"/>
-        </w:rPr>
-      </w:pPr>
-    </w:p>
-    <w:p>
-      <w:pPr>
-        <w:spacing w:after="100"/>
-        <w:rPr>
-          <w:b/>
-          <w:sz w:val="18"/>
-        </w:rPr>
-      </w:pPr>
-    </w:p>
-    <w:p>
-      <w:pPr>
-        <w:spacing w:after="100"/>
-        <w:rPr>
-          <w:b/>
-          <w:sz w:val="18"/>
-        </w:rPr>
-      </w:pPr>
     </w:p>
     <w:p>
       <w:pPr>
@@ -12344,24 +12151,24 @@
           <w:b/>
           <w:sz w:val="18"/>
         </w:rPr>
-        <w:lastRenderedPageBreak/>
         <w:t>16.5 Responsabilidades y trazabilidad</w:t>
       </w:r>
     </w:p>
     <w:tbl>
       <w:tblPr>
+        <w:tblW w:type="auto" w:w="0"/>
+        <w:tblLook w:firstColumn="1" w:firstRow="1" w:lastColumn="0" w:lastRow="0" w:noHBand="0" w:noVBand="1" w:val="04A0"/>
         <w:tblW w:w="9432" w:type="dxa"/>
-        <w:tblLook w:val="04A0" w:firstRow="1" w:lastRow="0" w:firstColumn="1" w:lastColumn="0" w:noHBand="0" w:noVBand="1"/>
       </w:tblPr>
       <w:tblGrid>
-        <w:gridCol w:w="3150"/>
-        <w:gridCol w:w="3144"/>
-        <w:gridCol w:w="3138"/>
+        <w:gridCol w:w="3400"/>
+        <w:gridCol w:w="3400"/>
+        <w:gridCol w:w="3400"/>
       </w:tblGrid>
       <w:tr>
         <w:tc>
           <w:tcPr>
-            <w:tcW w:w="3400" w:type="dxa"/>
+            <w:tcW w:type="dxa" w:w="3400"/>
           </w:tcPr>
           <w:p>
             <w:r>
@@ -12374,7 +12181,7 @@
         </w:tc>
         <w:tc>
           <w:tcPr>
-            <w:tcW w:w="3400" w:type="dxa"/>
+            <w:tcW w:type="dxa" w:w="3400"/>
           </w:tcPr>
           <w:p>
             <w:r>
@@ -12387,7 +12194,7 @@
         </w:tc>
         <w:tc>
           <w:tcPr>
-            <w:tcW w:w="3400" w:type="dxa"/>
+            <w:tcW w:type="dxa" w:w="3400"/>
           </w:tcPr>
           <w:p>
             <w:r>
@@ -12402,7 +12209,7 @@
       <w:tr>
         <w:tc>
           <w:tcPr>
-            <w:tcW w:w="3400" w:type="dxa"/>
+            <w:tcW w:type="dxa" w:w="3400"/>
           </w:tcPr>
           <w:p>
             <w:r>
@@ -12415,7 +12222,7 @@
         </w:tc>
         <w:tc>
           <w:tcPr>
-            <w:tcW w:w="3400" w:type="dxa"/>
+            <w:tcW w:type="dxa" w:w="3400"/>
           </w:tcPr>
           <w:p>
             <w:r>
@@ -12428,7 +12235,7 @@
         </w:tc>
         <w:tc>
           <w:tcPr>
-            <w:tcW w:w="3400" w:type="dxa"/>
+            <w:tcW w:type="dxa" w:w="3400"/>
           </w:tcPr>
           <w:p>
             <w:r>
@@ -12443,7 +12250,7 @@
       <w:tr>
         <w:tc>
           <w:tcPr>
-            <w:tcW w:w="3400" w:type="dxa"/>
+            <w:tcW w:type="dxa" w:w="3400"/>
           </w:tcPr>
           <w:p>
             <w:r>
@@ -12456,7 +12263,7 @@
         </w:tc>
         <w:tc>
           <w:tcPr>
-            <w:tcW w:w="3400" w:type="dxa"/>
+            <w:tcW w:type="dxa" w:w="3400"/>
           </w:tcPr>
           <w:p>
             <w:r>
@@ -12469,7 +12276,7 @@
         </w:tc>
         <w:tc>
           <w:tcPr>
-            <w:tcW w:w="3400" w:type="dxa"/>
+            <w:tcW w:type="dxa" w:w="3400"/>
           </w:tcPr>
           <w:p>
             <w:r>
@@ -12484,7 +12291,7 @@
       <w:tr>
         <w:tc>
           <w:tcPr>
-            <w:tcW w:w="3400" w:type="dxa"/>
+            <w:tcW w:type="dxa" w:w="3400"/>
           </w:tcPr>
           <w:p>
             <w:r>
@@ -12497,7 +12304,7 @@
         </w:tc>
         <w:tc>
           <w:tcPr>
-            <w:tcW w:w="3400" w:type="dxa"/>
+            <w:tcW w:type="dxa" w:w="3400"/>
           </w:tcPr>
           <w:p>
             <w:r>
@@ -12510,7 +12317,7 @@
         </w:tc>
         <w:tc>
           <w:tcPr>
-            <w:tcW w:w="3400" w:type="dxa"/>
+            <w:tcW w:type="dxa" w:w="3400"/>
           </w:tcPr>
           <w:p>
             <w:r>
@@ -12525,7 +12332,7 @@
       <w:tr>
         <w:tc>
           <w:tcPr>
-            <w:tcW w:w="3400" w:type="dxa"/>
+            <w:tcW w:type="dxa" w:w="3400"/>
           </w:tcPr>
           <w:p>
             <w:r>
@@ -12538,7 +12345,7 @@
         </w:tc>
         <w:tc>
           <w:tcPr>
-            <w:tcW w:w="3400" w:type="dxa"/>
+            <w:tcW w:type="dxa" w:w="3400"/>
           </w:tcPr>
           <w:p>
             <w:r>
@@ -12551,7 +12358,7 @@
         </w:tc>
         <w:tc>
           <w:tcPr>
-            <w:tcW w:w="3400" w:type="dxa"/>
+            <w:tcW w:type="dxa" w:w="3400"/>
           </w:tcPr>
           <w:p>
             <w:r>
@@ -12570,11 +12377,22 @@
       </w:pPr>
       <w:r>
         <w:rPr>
+          <w:b w:val="0"/>
           <w:sz w:val="18"/>
         </w:rPr>
         <w:t>Evidencias asociadas: E1-01 (proyecto), E1-02 (IAM), E1-03 (acceso), E1-04 (API/VPC no verificada) y E1-05 (facturación). Todas se conservan en la sección 15. Este análisis no acredita implementaciones, configuraciones ni pruebas que aún no se han ejecutado.</w:t>
       </w:r>
     </w:p>
+    <w:sectPr>
+      <w:headerReference w:type="default" r:id="rId12"/>
+      <w:headerReference w:type="first" r:id="rId13"/>
+      <w:pgSz w:w="12240" w:h="15840"/>
+      <w:pgMar w:top="1843" w:right="1020" w:bottom="907" w:left="1020" w:header="720" w:footer="0" w:gutter="0"/>
+      <w:pgNumType w:start="1"/>
+      <w:cols w:space="720"/>
+      <w:formProt w:val="0"/>
+      <w:docGrid w:linePitch="100" w:charSpace="6143"/>
+    </w:sectPr>
     <w:tbl>
       <w:tblPr>
         <w:tblW w:w="10200" w:type="dxa"/>
@@ -12618,17 +12436,477 @@
         </w:tc>
       </w:tr>
     </w:tbl>
-    <w:p/>
-    <w:sectPr>
-      <w:headerReference w:type="default" r:id="rId12"/>
-      <w:headerReference w:type="first" r:id="rId13"/>
-      <w:pgSz w:w="12240" w:h="15840"/>
-      <w:pgMar w:top="1843" w:right="1020" w:bottom="907" w:left="1020" w:header="720" w:footer="0" w:gutter="0"/>
-      <w:pgNumType w:start="1"/>
-      <w:cols w:space="720"/>
-      <w:formProt w:val="0"/>
-      <w:docGrid w:linePitch="100" w:charSpace="6143"/>
-    </w:sectPr>
+    <w:tbl>
+      <w:tblPr>
+        <w:tblW w:w="10200" w:type="dxa"/>
+        <w:jc w:val="center"/>
+        <w:tblLayout w:type="fixed"/>
+        <w:tblCellMar>
+          <w:top w:w="80" w:type="dxa"/>
+          <w:left w:w="130" w:type="dxa"/>
+          <w:bottom w:w="80" w:type="dxa"/>
+          <w:right w:w="130" w:type="dxa"/>
+        </w:tblCellMar>
+        <w:tblLook w:val="0400" w:firstRow="0" w:lastRow="0" w:firstColumn="0" w:lastColumn="0" w:noHBand="0" w:noVBand="1"/>
+      </w:tblPr>
+      <w:tblGrid>
+        <w:gridCol w:w="10200"/>
+      </w:tblGrid>
+      <w:tr>
+        <w:trPr>
+          <w:jc w:val="center"/>
+        </w:trPr>
+        <w:tc>
+          <w:tcPr>
+            <w:tcW w:w="10200" w:type="dxa"/>
+            <w:shd w:val="clear" w:color="auto" w:fill="1F4E78"/>
+          </w:tcPr>
+          <w:p>
+            <w:r>
+              <w:rPr>
+                <w:b/>
+                <w:color w:val="FFFFFF"/>
+                <w:sz w:val="20"/>
+              </w:rPr>
+              <w:t>16.6 Análisis de riesgos del rol: Ingeniero de Infraestructura Jr.</w:t>
+            </w:r>
+          </w:p>
+        </w:tc>
+      </w:tr>
+    </w:tbl>
+    <w:tbl>
+      <w:tblPr>
+        <w:tblW w:type="auto" w:w="0"/>
+        <w:tblLayout w:type="autofit"/>
+        <w:tblLook w:firstColumn="1" w:firstRow="1" w:lastColumn="0" w:lastRow="0" w:noHBand="0" w:noVBand="1" w:val="04A0"/>
+      </w:tblPr>
+      <w:tblGrid>
+        <w:gridCol w:w="10200"/>
+      </w:tblGrid>
+      <w:tr>
+        <w:tc>
+          <w:tcPr>
+            <w:tcW w:type="dxa" w:w="10200"/>
+            <w:shd w:fill="EAF2F8"/>
+          </w:tcPr>
+          <w:p>
+            <w:r/>
+            <w:r>
+              <w:rPr>
+                <w:b/>
+              </w:rPr>
+              <w:t xml:space="preserve">Alcance y criterio de evaluación. </w:t>
+            </w:r>
+            <w:r>
+              <w:t>Se identifican riesgos de administración, acceso, redes y continuidad asociados al proyecto Google Cloud. Se distingue entre condiciones observadas y escenarios potenciales. No se asignan probabilidades numéricas sin una metodología aprobada ni se atribuyen implementaciones que aún no se han verificado.</w:t>
+            </w:r>
+          </w:p>
+          <w:p>
+            <w:pPr>
+              <w:spacing w:before="140"/>
+            </w:pPr>
+            <w:r>
+              <w:rPr>
+                <w:b/>
+                <w:color w:val="1F4E79"/>
+              </w:rPr>
+              <w:t>RI-01 · Control de acceso IAM</w:t>
+            </w:r>
+          </w:p>
+          <w:p>
+            <w:pPr>
+              <w:spacing w:after="20"/>
+            </w:pPr>
+            <w:r>
+              <w:rPr>
+                <w:sz w:val="18"/>
+              </w:rPr>
+              <w:t>Riesgo potencial: permisos excesivos o insuficientes.</w:t>
+            </w:r>
+          </w:p>
+          <w:p>
+            <w:pPr>
+              <w:spacing w:after="20"/>
+            </w:pPr>
+            <w:r>
+              <w:rPr>
+                <w:sz w:val="18"/>
+              </w:rPr>
+              <w:t>Impacto: acceso indebido, modificaciones accidentales o bloqueos de trabajo.</w:t>
+            </w:r>
+          </w:p>
+          <w:p>
+            <w:pPr>
+              <w:spacing w:after="20"/>
+            </w:pPr>
+            <w:r>
+              <w:rPr>
+                <w:sz w:val="18"/>
+              </w:rPr>
+              <w:t>Acción de David: comprobar roles efectivos, documentar cambios y aplicar mínimo privilegio junto con la cuenta administradora.</w:t>
+            </w:r>
+          </w:p>
+          <w:p>
+            <w:pPr>
+              <w:spacing w:after="20"/>
+            </w:pPr>
+            <w:r>
+              <w:rPr>
+                <w:sz w:val="18"/>
+              </w:rPr>
+              <w:t>Evidencias: E1-02 y E1-03; auditoría detallada pendiente.</w:t>
+            </w:r>
+          </w:p>
+          <w:p>
+            <w:pPr>
+              <w:spacing w:before="140"/>
+            </w:pPr>
+            <w:r>
+              <w:rPr>
+                <w:b/>
+                <w:color w:val="1F4E79"/>
+              </w:rPr>
+              <w:t>RI-02 · Continuidad de acceso</w:t>
+            </w:r>
+          </w:p>
+          <w:p>
+            <w:pPr>
+              <w:spacing w:after="20"/>
+            </w:pPr>
+            <w:r>
+              <w:rPr>
+                <w:sz w:val="18"/>
+              </w:rPr>
+              <w:t>Incidencia real: bloqueo automático de una cuenta Google nueva al día siguiente de crearla y configurar Google Cloud, después de una retención de US$50. Se presentó apelación; causa exacta no verificada.</w:t>
+            </w:r>
+          </w:p>
+          <w:p>
+            <w:pPr>
+              <w:spacing w:after="20"/>
+            </w:pPr>
+            <w:r>
+              <w:rPr>
+                <w:sz w:val="18"/>
+              </w:rPr>
+              <w:t>Impacto: interrupción del acceso y retrasos de preparación.</w:t>
+            </w:r>
+          </w:p>
+          <w:p>
+            <w:pPr>
+              <w:spacing w:after="20"/>
+            </w:pPr>
+            <w:r>
+              <w:rPr>
+                <w:sz w:val="18"/>
+              </w:rPr>
+              <w:t>Acción de David: registrar la incidencia y establecer medidas de recuperación y separación de identidades.</w:t>
+            </w:r>
+          </w:p>
+          <w:p>
+            <w:pPr>
+              <w:spacing w:after="20"/>
+            </w:pPr>
+            <w:r>
+              <w:rPr>
+                <w:sz w:val="18"/>
+              </w:rPr>
+              <w:t>Evidencia: relato de incidencia; comprobantes de bloqueo y apelación por adjuntar, si están disponibles.</w:t>
+            </w:r>
+          </w:p>
+          <w:p>
+            <w:pPr>
+              <w:spacing w:before="140"/>
+            </w:pPr>
+            <w:r>
+              <w:rPr>
+                <w:b/>
+                <w:color w:val="1F4E79"/>
+              </w:rPr>
+              <w:t>RI-03 · Disponibilidad de servicios</w:t>
+            </w:r>
+          </w:p>
+          <w:p>
+            <w:pPr>
+              <w:spacing w:after="20"/>
+            </w:pPr>
+            <w:r>
+              <w:rPr>
+                <w:sz w:val="18"/>
+              </w:rPr>
+              <w:t>Condición observada: Compute Engine API mostraba el botón Enable.</w:t>
+            </w:r>
+          </w:p>
+          <w:p>
+            <w:pPr>
+              <w:spacing w:after="20"/>
+            </w:pPr>
+            <w:r>
+              <w:rPr>
+                <w:sz w:val="18"/>
+              </w:rPr>
+              <w:t>Impacto: funcionalidades de cómputo y red dependientes de esa API no disponibles en el estado observado.</w:t>
+            </w:r>
+          </w:p>
+          <w:p>
+            <w:pPr>
+              <w:spacing w:after="20"/>
+            </w:pPr>
+            <w:r>
+              <w:rPr>
+                <w:sz w:val="18"/>
+              </w:rPr>
+              <w:t>Acción de David: evaluar dependencias, permisos y costos antes de solicitar su habilitación.</w:t>
+            </w:r>
+          </w:p>
+          <w:p>
+            <w:pPr>
+              <w:spacing w:after="20"/>
+            </w:pPr>
+            <w:r>
+              <w:rPr>
+                <w:sz w:val="18"/>
+              </w:rPr>
+              <w:t>Evidencia: E1-04.</w:t>
+            </w:r>
+          </w:p>
+          <w:p>
+            <w:pPr>
+              <w:spacing w:before="140"/>
+            </w:pPr>
+            <w:r>
+              <w:rPr>
+                <w:b/>
+                <w:color w:val="1F4E79"/>
+              </w:rPr>
+              <w:t>RI-04 · Diseño y exposición de red</w:t>
+            </w:r>
+          </w:p>
+          <w:p>
+            <w:pPr>
+              <w:spacing w:after="20"/>
+            </w:pPr>
+            <w:r>
+              <w:rPr>
+                <w:sz w:val="18"/>
+              </w:rPr>
+              <w:t>Riesgo potencial: VPC, subredes, rutas y reglas de firewall aún sin diseño o despliegue verificado.</w:t>
+            </w:r>
+          </w:p>
+          <w:p>
+            <w:pPr>
+              <w:spacing w:after="20"/>
+            </w:pPr>
+            <w:r>
+              <w:rPr>
+                <w:sz w:val="18"/>
+              </w:rPr>
+              <w:t>Impacto: exposición innecesaria o fallos de conectividad en un futuro despliegue.</w:t>
+            </w:r>
+          </w:p>
+          <w:p>
+            <w:pPr>
+              <w:spacing w:after="20"/>
+            </w:pPr>
+            <w:r>
+              <w:rPr>
+                <w:sz w:val="18"/>
+              </w:rPr>
+              <w:t>Acción de David: proponer segmentación, flujos permitidos y reglas restrictivas, sujetos a aprobación.</w:t>
+            </w:r>
+          </w:p>
+          <w:p>
+            <w:pPr>
+              <w:spacing w:after="20"/>
+            </w:pPr>
+            <w:r>
+              <w:rPr>
+                <w:sz w:val="18"/>
+              </w:rPr>
+              <w:t>Estado: pendiente; no existe evidencia de red creada.</w:t>
+            </w:r>
+          </w:p>
+          <w:p>
+            <w:pPr>
+              <w:spacing w:before="140"/>
+            </w:pPr>
+            <w:r>
+              <w:rPr>
+                <w:b/>
+                <w:color w:val="1F4E79"/>
+              </w:rPr>
+              <w:t>RI-05 · Facturación y costos</w:t>
+            </w:r>
+          </w:p>
+          <w:p>
+            <w:pPr>
+              <w:spacing w:after="20"/>
+            </w:pPr>
+            <w:r>
+              <w:rPr>
+                <w:sz w:val="18"/>
+              </w:rPr>
+              <w:t>Condición observada: proyecto sin cuenta de facturación vinculada.</w:t>
+            </w:r>
+          </w:p>
+          <w:p>
+            <w:pPr>
+              <w:spacing w:after="20"/>
+            </w:pPr>
+            <w:r>
+              <w:rPr>
+                <w:sz w:val="18"/>
+              </w:rPr>
+              <w:t>Impacto: restricciones para servicios y posible consumo futuro si se habilita facturación.</w:t>
+            </w:r>
+          </w:p>
+          <w:p>
+            <w:pPr>
+              <w:spacing w:after="20"/>
+            </w:pPr>
+            <w:r>
+              <w:rPr>
+                <w:sz w:val="18"/>
+              </w:rPr>
+              <w:t>Acción de David: solicitar autorización previa, definir presupuesto y alertas antes de activar recursos facturables.</w:t>
+            </w:r>
+          </w:p>
+          <w:p>
+            <w:pPr>
+              <w:spacing w:after="20"/>
+            </w:pPr>
+            <w:r>
+              <w:rPr>
+                <w:sz w:val="18"/>
+              </w:rPr>
+              <w:t>Evidencia: E1-05; presupuesto no configurado.</w:t>
+            </w:r>
+          </w:p>
+          <w:p>
+            <w:pPr>
+              <w:spacing w:before="140"/>
+            </w:pPr>
+            <w:r>
+              <w:rPr>
+                <w:b/>
+                <w:color w:val="1F4E79"/>
+              </w:rPr>
+              <w:t>RI-06 · Activos web y WAF</w:t>
+            </w:r>
+          </w:p>
+          <w:p>
+            <w:pPr>
+              <w:spacing w:after="20"/>
+            </w:pPr>
+            <w:r>
+              <w:rPr>
+                <w:sz w:val="18"/>
+              </w:rPr>
+              <w:t>Riesgo potencial: aplicación web objetivo, alojamiento y servicio WAF pendientes de caracterización definitiva.</w:t>
+            </w:r>
+          </w:p>
+          <w:p>
+            <w:pPr>
+              <w:spacing w:after="20"/>
+            </w:pPr>
+            <w:r>
+              <w:rPr>
+                <w:sz w:val="18"/>
+              </w:rPr>
+              <w:t>Impacto: arquitectura incompleta o protección insuficiente.</w:t>
+            </w:r>
+          </w:p>
+          <w:p>
+            <w:pPr>
+              <w:spacing w:after="20"/>
+            </w:pPr>
+            <w:r>
+              <w:rPr>
+                <w:sz w:val="18"/>
+              </w:rPr>
+              <w:t>Acción de David: inventariar dependencias, puertos, endpoints y necesidades de conectividad con el equipo.</w:t>
+            </w:r>
+          </w:p>
+          <w:p>
+            <w:pPr>
+              <w:spacing w:after="20"/>
+            </w:pPr>
+            <w:r>
+              <w:rPr>
+                <w:sz w:val="18"/>
+              </w:rPr>
+              <w:t>Estado: análisis preliminar, sin despliegue de WAF confirmado.</w:t>
+            </w:r>
+          </w:p>
+          <w:p>
+            <w:pPr>
+              <w:spacing w:before="140"/>
+            </w:pPr>
+            <w:r>
+              <w:rPr>
+                <w:b/>
+                <w:color w:val="1F4E79"/>
+              </w:rPr>
+              <w:t>RI-07 · Monitoreo y trazabilidad</w:t>
+            </w:r>
+          </w:p>
+          <w:p>
+            <w:pPr>
+              <w:spacing w:after="20"/>
+            </w:pPr>
+            <w:r>
+              <w:rPr>
+                <w:sz w:val="18"/>
+              </w:rPr>
+              <w:t>Riesgo potencial: no se ha verificado una configuración de registros o alertas.</w:t>
+            </w:r>
+          </w:p>
+          <w:p>
+            <w:pPr>
+              <w:spacing w:after="20"/>
+            </w:pPr>
+            <w:r>
+              <w:rPr>
+                <w:sz w:val="18"/>
+              </w:rPr>
+              <w:t>Impacto: dificultad para detectar y analizar incidentes.</w:t>
+            </w:r>
+          </w:p>
+          <w:p>
+            <w:pPr>
+              <w:spacing w:after="20"/>
+            </w:pPr>
+            <w:r>
+              <w:rPr>
+                <w:sz w:val="18"/>
+              </w:rPr>
+              <w:t>Acción de David: definir junto a seguridad qué eventos registrar, accesos a registros y criterios de retención.</w:t>
+            </w:r>
+          </w:p>
+          <w:p>
+            <w:pPr>
+              <w:spacing w:after="20"/>
+            </w:pPr>
+            <w:r>
+              <w:rPr>
+                <w:sz w:val="18"/>
+              </w:rPr>
+              <w:t>Estado: pendiente de diseño y validación.</w:t>
+            </w:r>
+          </w:p>
+          <w:p>
+            <w:r>
+              <w:rPr>
+                <w:b/>
+              </w:rPr>
+              <w:t xml:space="preserve">Seguimiento: </w:t>
+            </w:r>
+            <w:r>
+              <w:t>priorizar revisión IAM y continuidad de acceso, facturación/API, definición de red y activos web, y posteriormente monitoreo. Este apartado es un análisis documental de Fase 1, no una validación de controles desplegados.</w:t>
+            </w:r>
+          </w:p>
+        </w:tc>
+      </w:tr>
+    </w:tbl>
   </w:body>
 </w:document>
 </file>

--- a/Fase 1 – Análisis del entorno, riesgos y diseño de la solución/David_Guzman/capturas_pruebas_documentos_configuraciones/Bitacora_David_Guzman_Entrega_01.docx
+++ b/Fase 1 – Análisis del entorno, riesgos y diseño de la solución/David_Guzman/capturas_pruebas_documentos_configuraciones/Bitacora_David_Guzman_Entrega_01.docx
@@ -11289,1100 +11289,6 @@
         <w:br w:type="page"/>
       </w:r>
     </w:p>
-    <w:p>
-      <w:pPr>
-        <w:spacing w:after="100"/>
-      </w:pPr>
-      <w:r>
-        <w:rPr>
-          <w:b w:val="0"/>
-          <w:sz w:val="18"/>
-        </w:rPr>
-        <w:t>Alcance: caracterización técnica preliminar desde el rol de Ingeniero de Infraestructura Jr. Este apartado complementa la bitácora individual y proporciona contenido reutilizable en el informe principal del equipo. Se diferencia entre estado observado, selección y diseño propuesto.</w:t>
-      </w:r>
-    </w:p>
-    <w:p>
-      <w:pPr>
-        <w:spacing w:after="100"/>
-      </w:pPr>
-      <w:r>
-        <w:rPr>
-          <w:b/>
-          <w:sz w:val="18"/>
-        </w:rPr>
-        <w:t>16.1 Caracterización del entorno operativo</w:t>
-      </w:r>
-    </w:p>
-    <w:p>
-      <w:pPr>
-        <w:spacing w:after="100"/>
-      </w:pPr>
-      <w:r>
-        <w:rPr>
-          <w:b w:val="0"/>
-          <w:sz w:val="18"/>
-        </w:rPr>
-        <w:t>Google Cloud fue seleccionado en Fase 1 como plataforma principal. Se creó el proyecto proyecto-7-waf-shield-cloud y se incorporaron cuentas del equipo mediante IAM. La captura E1-02 muestra la cuenta administradora con rol Owner, cuentas de integrantes con rol Browser y la cuenta operativa de David con Compute Network Admin; la captura E1-03 acredita acceso desde esta última. La verificación integral de permisos efectivos sigue pendiente.</w:t>
-      </w:r>
-    </w:p>
-    <w:p>
-      <w:pPr>
-        <w:spacing w:after="100"/>
-      </w:pPr>
-      <w:r>
-        <w:rPr>
-          <w:b w:val="0"/>
-          <w:sz w:val="18"/>
-        </w:rPr>
-        <w:t>La captura E1-04 muestra Compute Engine API con el botón Enable, por lo que la API no estaba habilitada en el momento registrado. No se dispone de evidencia de creación o validación de VPC, máquinas virtuales, servicios web o WAF. La captura E1-05 confirma que el proyecto no tenía una cuenta de facturación vinculada.</w:t>
-      </w:r>
-    </w:p>
-    <w:p>
-      <w:pPr>
-        <w:spacing w:after="100"/>
-      </w:pPr>
-      <w:r>
-        <w:rPr>
-          <w:b/>
-          <w:sz w:val="18"/>
-        </w:rPr>
-        <w:t>16.2 Inventario y perfil preliminar de activos web</w:t>
-      </w:r>
-    </w:p>
-    <w:tbl>
-      <w:tblPr>
-        <w:tblW w:type="auto" w:w="0"/>
-        <w:tblLook w:firstColumn="1" w:firstRow="1" w:lastColumn="0" w:lastRow="0" w:noHBand="0" w:noVBand="1" w:val="04A0"/>
-        <w:tblW w:w="9432" w:type="dxa"/>
-      </w:tblPr>
-      <w:tblGrid>
-        <w:gridCol w:w="3400"/>
-        <w:gridCol w:w="3400"/>
-        <w:gridCol w:w="3400"/>
-      </w:tblGrid>
-      <w:tr>
-        <w:tc>
-          <w:tcPr>
-            <w:tcW w:type="dxa" w:w="3400"/>
-          </w:tcPr>
-          <w:p>
-            <w:r>
-              <w:rPr>
-                <w:sz w:val="16"/>
-              </w:rPr>
-              <w:t>Activo / componente</w:t>
-            </w:r>
-          </w:p>
-        </w:tc>
-        <w:tc>
-          <w:tcPr>
-            <w:tcW w:type="dxa" w:w="3400"/>
-          </w:tcPr>
-          <w:p>
-            <w:r>
-              <w:rPr>
-                <w:sz w:val="16"/>
-              </w:rPr>
-              <w:t>Función prevista</w:t>
-            </w:r>
-          </w:p>
-        </w:tc>
-        <w:tc>
-          <w:tcPr>
-            <w:tcW w:type="dxa" w:w="3400"/>
-          </w:tcPr>
-          <w:p>
-            <w:r>
-              <w:rPr>
-                <w:sz w:val="16"/>
-              </w:rPr>
-              <w:t>Estado / evidencia</w:t>
-            </w:r>
-          </w:p>
-        </w:tc>
-      </w:tr>
-      <w:tr>
-        <w:tc>
-          <w:tcPr>
-            <w:tcW w:type="dxa" w:w="3400"/>
-          </w:tcPr>
-          <w:p>
-            <w:r>
-              <w:rPr>
-                <w:sz w:val="16"/>
-              </w:rPr>
-              <w:t>Proyecto Google Cloud</w:t>
-            </w:r>
-          </w:p>
-        </w:tc>
-        <w:tc>
-          <w:tcPr>
-            <w:tcW w:type="dxa" w:w="3400"/>
-          </w:tcPr>
-          <w:p>
-            <w:r>
-              <w:rPr>
-                <w:sz w:val="16"/>
-              </w:rPr>
-              <w:t>Organización y administración de recursos</w:t>
-            </w:r>
-          </w:p>
-        </w:tc>
-        <w:tc>
-          <w:tcPr>
-            <w:tcW w:type="dxa" w:w="3400"/>
-          </w:tcPr>
-          <w:p>
-            <w:r>
-              <w:rPr>
-                <w:sz w:val="16"/>
-              </w:rPr>
-              <w:t>Creado – E1-01</w:t>
-            </w:r>
-          </w:p>
-        </w:tc>
-      </w:tr>
-      <w:tr>
-        <w:tc>
-          <w:tcPr>
-            <w:tcW w:type="dxa" w:w="3400"/>
-          </w:tcPr>
-          <w:p>
-            <w:r>
-              <w:rPr>
-                <w:sz w:val="16"/>
-              </w:rPr>
-              <w:t>IAM e identidades</w:t>
-            </w:r>
-          </w:p>
-        </w:tc>
-        <w:tc>
-          <w:tcPr>
-            <w:tcW w:type="dxa" w:w="3400"/>
-          </w:tcPr>
-          <w:p>
-            <w:r>
-              <w:rPr>
-                <w:sz w:val="16"/>
-              </w:rPr>
-              <w:t>Administración de accesos y separación de funciones</w:t>
-            </w:r>
-          </w:p>
-        </w:tc>
-        <w:tc>
-          <w:tcPr>
-            <w:tcW w:type="dxa" w:w="3400"/>
-          </w:tcPr>
-          <w:p>
-            <w:r>
-              <w:rPr>
-                <w:sz w:val="16"/>
-              </w:rPr>
-              <w:t>Cuentas agregadas – E1-02; acceso de David – E1-03</w:t>
-            </w:r>
-          </w:p>
-        </w:tc>
-      </w:tr>
-      <w:tr>
-        <w:tc>
-          <w:tcPr>
-            <w:tcW w:type="dxa" w:w="3400"/>
-          </w:tcPr>
-          <w:p>
-            <w:r>
-              <w:rPr>
-                <w:sz w:val="16"/>
-              </w:rPr>
-              <w:t>Compute Engine API</w:t>
-            </w:r>
-          </w:p>
-        </w:tc>
-        <w:tc>
-          <w:tcPr>
-            <w:tcW w:type="dxa" w:w="3400"/>
-          </w:tcPr>
-          <w:p>
-            <w:r>
-              <w:rPr>
-                <w:sz w:val="16"/>
-              </w:rPr>
-              <w:t>Capacidades de cómputo y servicios asociados</w:t>
-            </w:r>
-          </w:p>
-        </w:tc>
-        <w:tc>
-          <w:tcPr>
-            <w:tcW w:type="dxa" w:w="3400"/>
-          </w:tcPr>
-          <w:p>
-            <w:r>
-              <w:rPr>
-                <w:sz w:val="16"/>
-              </w:rPr>
-              <w:t>No habilitada en captura E1-04</w:t>
-            </w:r>
-          </w:p>
-        </w:tc>
-      </w:tr>
-      <w:tr>
-        <w:tc>
-          <w:tcPr>
-            <w:tcW w:type="dxa" w:w="3400"/>
-          </w:tcPr>
-          <w:p>
-            <w:r>
-              <w:rPr>
-                <w:sz w:val="16"/>
-              </w:rPr>
-              <w:t>Red VPC</w:t>
-            </w:r>
-          </w:p>
-        </w:tc>
-        <w:tc>
-          <w:tcPr>
-            <w:tcW w:type="dxa" w:w="3400"/>
-          </w:tcPr>
-          <w:p>
-            <w:r>
-              <w:rPr>
-                <w:sz w:val="16"/>
-              </w:rPr>
-              <w:t>Conectividad y segmentación, si el diseño la requiere</w:t>
-            </w:r>
-          </w:p>
-        </w:tc>
-        <w:tc>
-          <w:tcPr>
-            <w:tcW w:type="dxa" w:w="3400"/>
-          </w:tcPr>
-          <w:p>
-            <w:r>
-              <w:rPr>
-                <w:sz w:val="16"/>
-              </w:rPr>
-              <w:t>No configurada ni verificada mediante evidencias</w:t>
-            </w:r>
-          </w:p>
-        </w:tc>
-      </w:tr>
-      <w:tr>
-        <w:tc>
-          <w:tcPr>
-            <w:tcW w:type="dxa" w:w="3400"/>
-          </w:tcPr>
-          <w:p>
-            <w:r>
-              <w:rPr>
-                <w:sz w:val="16"/>
-              </w:rPr>
-              <w:t>Aplicación web de prueba</w:t>
-            </w:r>
-          </w:p>
-        </w:tc>
-        <w:tc>
-          <w:tcPr>
-            <w:tcW w:type="dxa" w:w="3400"/>
-          </w:tcPr>
-          <w:p>
-            <w:r>
-              <w:rPr>
-                <w:sz w:val="16"/>
-              </w:rPr>
-              <w:t>Activo que recibirá protección perimetral</w:t>
-            </w:r>
-          </w:p>
-        </w:tc>
-        <w:tc>
-          <w:tcPr>
-            <w:tcW w:type="dxa" w:w="3400"/>
-          </w:tcPr>
-          <w:p>
-            <w:r>
-              <w:rPr>
-                <w:sz w:val="16"/>
-              </w:rPr>
-              <w:t>Por seleccionar o caracterizar; sin URL ni endpoints confirmados</w:t>
-            </w:r>
-          </w:p>
-        </w:tc>
-      </w:tr>
-      <w:tr>
-        <w:tc>
-          <w:tcPr>
-            <w:tcW w:type="dxa" w:w="3400"/>
-          </w:tcPr>
-          <w:p>
-            <w:r>
-              <w:rPr>
-                <w:sz w:val="16"/>
-              </w:rPr>
-              <w:t>Alojamiento web</w:t>
-            </w:r>
-          </w:p>
-        </w:tc>
-        <w:tc>
-          <w:tcPr>
-            <w:tcW w:type="dxa" w:w="3400"/>
-          </w:tcPr>
-          <w:p>
-            <w:r>
-              <w:rPr>
-                <w:sz w:val="16"/>
-              </w:rPr>
-              <w:t>Ejecución de la aplicación de prueba</w:t>
-            </w:r>
-          </w:p>
-        </w:tc>
-        <w:tc>
-          <w:tcPr>
-            <w:tcW w:type="dxa" w:w="3400"/>
-          </w:tcPr>
-          <w:p>
-            <w:r>
-              <w:rPr>
-                <w:sz w:val="16"/>
-              </w:rPr>
-              <w:t>Alternativas por evaluar; no desplegado</w:t>
-            </w:r>
-          </w:p>
-        </w:tc>
-      </w:tr>
-      <w:tr>
-        <w:tc>
-          <w:tcPr>
-            <w:tcW w:type="dxa" w:w="3400"/>
-          </w:tcPr>
-          <w:p>
-            <w:r>
-              <w:rPr>
-                <w:sz w:val="16"/>
-              </w:rPr>
-              <w:t>WAF / protección HTTP(S)</w:t>
-            </w:r>
-          </w:p>
-        </w:tc>
-        <w:tc>
-          <w:tcPr>
-            <w:tcW w:type="dxa" w:w="3400"/>
-          </w:tcPr>
-          <w:p>
-            <w:r>
-              <w:rPr>
-                <w:sz w:val="16"/>
-              </w:rPr>
-              <w:t>Filtrado y mitigación de solicitudes maliciosas</w:t>
-            </w:r>
-          </w:p>
-        </w:tc>
-        <w:tc>
-          <w:tcPr>
-            <w:tcW w:type="dxa" w:w="3400"/>
-          </w:tcPr>
-          <w:p>
-            <w:r>
-              <w:rPr>
-                <w:sz w:val="16"/>
-              </w:rPr>
-              <w:t>Servicio y reglas por definir; sin despliegue</w:t>
-            </w:r>
-          </w:p>
-        </w:tc>
-      </w:tr>
-      <w:tr>
-        <w:tc>
-          <w:tcPr>
-            <w:tcW w:type="dxa" w:w="3400"/>
-          </w:tcPr>
-          <w:p>
-            <w:r>
-              <w:rPr>
-                <w:sz w:val="16"/>
-              </w:rPr>
-              <w:t>Registro y monitoreo</w:t>
-            </w:r>
-          </w:p>
-        </w:tc>
-        <w:tc>
-          <w:tcPr>
-            <w:tcW w:type="dxa" w:w="3400"/>
-          </w:tcPr>
-          <w:p>
-            <w:r>
-              <w:rPr>
-                <w:sz w:val="16"/>
-              </w:rPr>
-              <w:t>Trazabilidad de eventos y solicitudes</w:t>
-            </w:r>
-          </w:p>
-        </w:tc>
-        <w:tc>
-          <w:tcPr>
-            <w:tcW w:type="dxa" w:w="3400"/>
-          </w:tcPr>
-          <w:p>
-            <w:r>
-              <w:rPr>
-                <w:sz w:val="16"/>
-              </w:rPr>
-              <w:t>Requisitos y servicio por definir</w:t>
-            </w:r>
-          </w:p>
-        </w:tc>
-      </w:tr>
-      <w:tr>
-        <w:tc>
-          <w:tcPr>
-            <w:tcW w:type="dxa" w:w="3400"/>
-          </w:tcPr>
-          <w:p>
-            <w:r>
-              <w:rPr>
-                <w:sz w:val="16"/>
-              </w:rPr>
-              <w:t>Facturación y presupuesto</w:t>
-            </w:r>
-          </w:p>
-        </w:tc>
-        <w:tc>
-          <w:tcPr>
-            <w:tcW w:type="dxa" w:w="3400"/>
-          </w:tcPr>
-          <w:p>
-            <w:r>
-              <w:rPr>
-                <w:sz w:val="16"/>
-              </w:rPr>
-              <w:t>Condiciones para recursos facturables</w:t>
-            </w:r>
-          </w:p>
-        </w:tc>
-        <w:tc>
-          <w:tcPr>
-            <w:tcW w:type="dxa" w:w="3400"/>
-          </w:tcPr>
-          <w:p>
-            <w:r>
-              <w:rPr>
-                <w:sz w:val="16"/>
-              </w:rPr>
-              <w:t>Sin cuenta vinculada – E1-05; presupuesto no configurado</w:t>
-            </w:r>
-          </w:p>
-        </w:tc>
-      </w:tr>
-    </w:tbl>
-    <w:p>
-      <w:pPr>
-        <w:spacing w:after="100"/>
-      </w:pPr>
-      <w:r>
-        <w:rPr>
-          <w:b w:val="0"/>
-          <w:sz w:val="18"/>
-        </w:rPr>
-        <w:t>Datos pendientes del perfil web: dominio o URL, propietario del activo, tecnología y alojamiento, puertos y protocolos, endpoints, autenticación, dependencias, datos procesados, exposición pública y criticidad. No se completan estos campos sin confirmación del equipo.</w:t>
-      </w:r>
-    </w:p>
-    <w:p>
-      <w:pPr>
-        <w:spacing w:after="100"/>
-      </w:pPr>
-      <w:r>
-        <w:rPr>
-          <w:b/>
-          <w:sz w:val="18"/>
-        </w:rPr>
-        <w:t>16.3 Análisis preliminar de riesgos y restricciones</w:t>
-      </w:r>
-    </w:p>
-    <w:tbl>
-      <w:tblPr>
-        <w:tblW w:type="auto" w:w="0"/>
-        <w:tblLook w:firstColumn="1" w:firstRow="1" w:lastColumn="0" w:lastRow="0" w:noHBand="0" w:noVBand="1" w:val="04A0"/>
-        <w:tblW w:w="9432" w:type="dxa"/>
-      </w:tblPr>
-      <w:tblGrid>
-        <w:gridCol w:w="3400"/>
-        <w:gridCol w:w="3400"/>
-        <w:gridCol w:w="3400"/>
-      </w:tblGrid>
-      <w:tr>
-        <w:tc>
-          <w:tcPr>
-            <w:tcW w:type="dxa" w:w="3400"/>
-          </w:tcPr>
-          <w:p>
-            <w:r>
-              <w:rPr>
-                <w:sz w:val="16"/>
-              </w:rPr>
-              <w:t>Riesgo o restricción</w:t>
-            </w:r>
-          </w:p>
-        </w:tc>
-        <w:tc>
-          <w:tcPr>
-            <w:tcW w:type="dxa" w:w="3400"/>
-          </w:tcPr>
-          <w:p>
-            <w:r>
-              <w:rPr>
-                <w:sz w:val="16"/>
-              </w:rPr>
-              <w:t>Impacto posible</w:t>
-            </w:r>
-          </w:p>
-        </w:tc>
-        <w:tc>
-          <w:tcPr>
-            <w:tcW w:type="dxa" w:w="3400"/>
-          </w:tcPr>
-          <w:p>
-            <w:r>
-              <w:rPr>
-                <w:sz w:val="16"/>
-              </w:rPr>
-              <w:t>Medida propuesta / estado</w:t>
-            </w:r>
-          </w:p>
-        </w:tc>
-      </w:tr>
-      <w:tr>
-        <w:tc>
-          <w:tcPr>
-            <w:tcW w:type="dxa" w:w="3400"/>
-          </w:tcPr>
-          <w:p>
-            <w:r>
-              <w:rPr>
-                <w:sz w:val="16"/>
-              </w:rPr>
-              <w:t>Bloqueo de cuenta Google recién creada</w:t>
-            </w:r>
-          </w:p>
-        </w:tc>
-        <w:tc>
-          <w:tcPr>
-            <w:tcW w:type="dxa" w:w="3400"/>
-          </w:tcPr>
-          <w:p>
-            <w:r>
-              <w:rPr>
-                <w:sz w:val="16"/>
-              </w:rPr>
-              <w:t>Interrupción de acceso y retraso de planificación</w:t>
-            </w:r>
-          </w:p>
-        </w:tc>
-        <w:tc>
-          <w:tcPr>
-            <w:tcW w:type="dxa" w:w="3400"/>
-          </w:tcPr>
-          <w:p>
-            <w:r>
-              <w:rPr>
-                <w:sz w:val="16"/>
-              </w:rPr>
-              <w:t>Apelación presentada; documentar recuperación y continuidad. Causa exacta no verificada.</w:t>
-            </w:r>
-          </w:p>
-        </w:tc>
-      </w:tr>
-      <w:tr>
-        <w:tc>
-          <w:tcPr>
-            <w:tcW w:type="dxa" w:w="3400"/>
-          </w:tcPr>
-          <w:p>
-            <w:r>
-              <w:rPr>
-                <w:sz w:val="16"/>
-              </w:rPr>
-              <w:t>Proyecto sin facturación vinculada</w:t>
-            </w:r>
-          </w:p>
-        </w:tc>
-        <w:tc>
-          <w:tcPr>
-            <w:tcW w:type="dxa" w:w="3400"/>
-          </w:tcPr>
-          <w:p>
-            <w:r>
-              <w:rPr>
-                <w:sz w:val="16"/>
-              </w:rPr>
-              <w:t>Limitaciones para habilitar determinados servicios</w:t>
-            </w:r>
-          </w:p>
-        </w:tc>
-        <w:tc>
-          <w:tcPr>
-            <w:tcW w:type="dxa" w:w="3400"/>
-          </w:tcPr>
-          <w:p>
-            <w:r>
-              <w:rPr>
-                <w:sz w:val="16"/>
-              </w:rPr>
-              <w:t>Solicitar decisión y autorización; evaluar presupuesto y alertas antes de incurrir en gastos.</w:t>
-            </w:r>
-          </w:p>
-        </w:tc>
-      </w:tr>
-      <w:tr>
-        <w:tc>
-          <w:tcPr>
-            <w:tcW w:type="dxa" w:w="3400"/>
-          </w:tcPr>
-          <w:p>
-            <w:r>
-              <w:rPr>
-                <w:sz w:val="16"/>
-              </w:rPr>
-              <w:t>API no habilitada; VPC sin verificar</w:t>
-            </w:r>
-          </w:p>
-        </w:tc>
-        <w:tc>
-          <w:tcPr>
-            <w:tcW w:type="dxa" w:w="3400"/>
-          </w:tcPr>
-          <w:p>
-            <w:r>
-              <w:rPr>
-                <w:sz w:val="16"/>
-              </w:rPr>
-              <w:t>Imposibilidad de validar topología y capacidades de red</w:t>
-            </w:r>
-          </w:p>
-        </w:tc>
-        <w:tc>
-          <w:tcPr>
-            <w:tcW w:type="dxa" w:w="3400"/>
-          </w:tcPr>
-          <w:p>
-            <w:r>
-              <w:rPr>
-                <w:sz w:val="16"/>
-              </w:rPr>
-              <w:t>Revisar requisitos y habilitar servicios solo si corresponde y está autorizado.</w:t>
-            </w:r>
-          </w:p>
-        </w:tc>
-      </w:tr>
-      <w:tr>
-        <w:tc>
-          <w:tcPr>
-            <w:tcW w:type="dxa" w:w="3400"/>
-          </w:tcPr>
-          <w:p>
-            <w:r>
-              <w:rPr>
-                <w:sz w:val="16"/>
-              </w:rPr>
-              <w:t>Permisos IAM insuficientes o excesivos</w:t>
-            </w:r>
-          </w:p>
-        </w:tc>
-        <w:tc>
-          <w:tcPr>
-            <w:tcW w:type="dxa" w:w="3400"/>
-          </w:tcPr>
-          <w:p>
-            <w:r>
-              <w:rPr>
-                <w:sz w:val="16"/>
-              </w:rPr>
-              <w:t>Bloqueos operativos o acceso indebido</w:t>
-            </w:r>
-          </w:p>
-        </w:tc>
-        <w:tc>
-          <w:tcPr>
-            <w:tcW w:type="dxa" w:w="3400"/>
-          </w:tcPr>
-          <w:p>
-            <w:r>
-              <w:rPr>
-                <w:sz w:val="16"/>
-              </w:rPr>
-              <w:t>Revisar roles efectivos, responsabilidades y mínimo privilegio.</w:t>
-            </w:r>
-          </w:p>
-        </w:tc>
-      </w:tr>
-      <w:tr>
-        <w:tc>
-          <w:tcPr>
-            <w:tcW w:type="dxa" w:w="3400"/>
-          </w:tcPr>
-          <w:p>
-            <w:r>
-              <w:rPr>
-                <w:sz w:val="16"/>
-              </w:rPr>
-              <w:t>Aplicación web y superficie de ataque sin caracterizar</w:t>
-            </w:r>
-          </w:p>
-        </w:tc>
-        <w:tc>
-          <w:tcPr>
-            <w:tcW w:type="dxa" w:w="3400"/>
-          </w:tcPr>
-          <w:p>
-            <w:r>
-              <w:rPr>
-                <w:sz w:val="16"/>
-              </w:rPr>
-              <w:t>Diseño de seguridad incompleto</w:t>
-            </w:r>
-          </w:p>
-        </w:tc>
-        <w:tc>
-          <w:tcPr>
-            <w:tcW w:type="dxa" w:w="3400"/>
-          </w:tcPr>
-          <w:p>
-            <w:r>
-              <w:rPr>
-                <w:sz w:val="16"/>
-              </w:rPr>
-              <w:t>Identificar activos, flujos, exposición y requisitos con el equipo.</w:t>
-            </w:r>
-          </w:p>
-        </w:tc>
-      </w:tr>
-      <w:tr>
-        <w:tc>
-          <w:tcPr>
-            <w:tcW w:type="dxa" w:w="3400"/>
-          </w:tcPr>
-          <w:p>
-            <w:r>
-              <w:rPr>
-                <w:sz w:val="16"/>
-              </w:rPr>
-              <w:t>WAF y registro de eventos no definidos</w:t>
-            </w:r>
-          </w:p>
-        </w:tc>
-        <w:tc>
-          <w:tcPr>
-            <w:tcW w:type="dxa" w:w="3400"/>
-          </w:tcPr>
-          <w:p>
-            <w:r>
-              <w:rPr>
-                <w:sz w:val="16"/>
-              </w:rPr>
-              <w:t>Falta de controles verificables en una implementación futura</w:t>
-            </w:r>
-          </w:p>
-        </w:tc>
-        <w:tc>
-          <w:tcPr>
-            <w:tcW w:type="dxa" w:w="3400"/>
-          </w:tcPr>
-          <w:p>
-            <w:r>
-              <w:rPr>
-                <w:sz w:val="16"/>
-              </w:rPr>
-              <w:t>Seleccionar controles, políticas y evidencia esperada antes de desplegar.</w:t>
-            </w:r>
-          </w:p>
-        </w:tc>
-      </w:tr>
-    </w:tbl>
-    <w:p>
-      <w:pPr>
-        <w:spacing w:after="100"/>
-      </w:pPr>
-      <w:r>
-        <w:rPr>
-          <w:b w:val="0"/>
-          <w:sz w:val="18"/>
-        </w:rPr>
-        <w:t>Las probabilidades y niveles cuantitativos de riesgo quedan pendientes de una metodología aprobada por el equipo; no se presentan como mediciones realizadas.</w:t>
-      </w:r>
-    </w:p>
-    <w:p>
-      <w:pPr>
-        <w:spacing w:after="100"/>
-      </w:pPr>
-      <w:r>
-        <w:rPr>
-          <w:b/>
-          <w:sz w:val="18"/>
-        </w:rPr>
-        <w:t>16.4 Diseño lógico preliminar de la solución</w:t>
-      </w:r>
-    </w:p>
-    <w:p>
-      <w:pPr>
-        <w:spacing w:after="100"/>
-      </w:pPr>
-      <w:r>
-        <w:rPr>
-          <w:b w:val="0"/>
-          <w:sz w:val="18"/>
-        </w:rPr>
-        <w:t>Flujo conceptual propuesto: usuario externo → conexión HTTPS → punto de entrada y control WAF por seleccionar → aplicación web de prueba → dependencias internas necesarias. El servicio de alojamiento, la ubicación del WAF y la necesidad de una VPC se definirán tras caracterizar la aplicación y evaluar costos y compatibilidad.</w:t>
-      </w:r>
-    </w:p>
-    <w:p>
-      <w:pPr>
-        <w:spacing w:after="100"/>
-      </w:pPr>
-      <w:r>
-        <w:rPr>
-          <w:b w:val="0"/>
-          <w:sz w:val="18"/>
-        </w:rPr>
-        <w:t>Se evaluarán controles de mínimo privilegio IAM, TLS, restricción de exposición, filtrado HTTP(S) frente a escenarios de riesgo asociados a OWASP Top 10, registro de eventos y pruebas autorizadas. Google Cloud Armor puede estudiarse como alternativa de WAF, sin considerarse seleccionado, contratado, configurado o probado.</w:t>
-      </w:r>
-    </w:p>
-    <w:p>
-      <w:pPr>
-        <w:spacing w:after="100"/>
-      </w:pPr>
-      <w:r>
-        <w:rPr>
-          <w:b/>
-          <w:sz w:val="18"/>
-        </w:rPr>
-        <w:t>16.5 Responsabilidades y trazabilidad</w:t>
-      </w:r>
-    </w:p>
-    <w:tbl>
-      <w:tblPr>
-        <w:tblW w:type="auto" w:w="0"/>
-        <w:tblLook w:firstColumn="1" w:firstRow="1" w:lastColumn="0" w:lastRow="0" w:noHBand="0" w:noVBand="1" w:val="04A0"/>
-        <w:tblW w:w="9432" w:type="dxa"/>
-      </w:tblPr>
-      <w:tblGrid>
-        <w:gridCol w:w="3400"/>
-        <w:gridCol w:w="3400"/>
-        <w:gridCol w:w="3400"/>
-      </w:tblGrid>
-      <w:tr>
-        <w:tc>
-          <w:tcPr>
-            <w:tcW w:type="dxa" w:w="3400"/>
-          </w:tcPr>
-          <w:p>
-            <w:r>
-              <w:rPr>
-                <w:sz w:val="16"/>
-              </w:rPr>
-              <w:t>Responsable / ámbito</w:t>
-            </w:r>
-          </w:p>
-        </w:tc>
-        <w:tc>
-          <w:tcPr>
-            <w:tcW w:type="dxa" w:w="3400"/>
-          </w:tcPr>
-          <w:p>
-            <w:r>
-              <w:rPr>
-                <w:sz w:val="16"/>
-              </w:rPr>
-              <w:t>Actividad técnica</w:t>
-            </w:r>
-          </w:p>
-        </w:tc>
-        <w:tc>
-          <w:tcPr>
-            <w:tcW w:type="dxa" w:w="3400"/>
-          </w:tcPr>
-          <w:p>
-            <w:r>
-              <w:rPr>
-                <w:sz w:val="16"/>
-              </w:rPr>
-              <w:t>Situación</w:t>
-            </w:r>
-          </w:p>
-        </w:tc>
-      </w:tr>
-      <w:tr>
-        <w:tc>
-          <w:tcPr>
-            <w:tcW w:type="dxa" w:w="3400"/>
-          </w:tcPr>
-          <w:p>
-            <w:r>
-              <w:rPr>
-                <w:sz w:val="16"/>
-              </w:rPr>
-              <w:t>David Guzmán – Infraestructura Jr.</w:t>
-            </w:r>
-          </w:p>
-        </w:tc>
-        <w:tc>
-          <w:tcPr>
-            <w:tcW w:type="dxa" w:w="3400"/>
-          </w:tcPr>
-          <w:p>
-            <w:r>
-              <w:rPr>
-                <w:sz w:val="16"/>
-              </w:rPr>
-              <w:t>Caracterizar entorno cloud, IAM, dependencias de red, restricciones y arquitectura preliminar.</w:t>
-            </w:r>
-          </w:p>
-        </w:tc>
-        <w:tc>
-          <w:tcPr>
-            <w:tcW w:type="dxa" w:w="3400"/>
-          </w:tcPr>
-          <w:p>
-            <w:r>
-              <w:rPr>
-                <w:sz w:val="16"/>
-              </w:rPr>
-              <w:t>Gestión inicial documentada; diseño e inventario preliminares en este apartado.</w:t>
-            </w:r>
-          </w:p>
-        </w:tc>
-      </w:tr>
-      <w:tr>
-        <w:tc>
-          <w:tcPr>
-            <w:tcW w:type="dxa" w:w="3400"/>
-          </w:tcPr>
-          <w:p>
-            <w:r>
-              <w:rPr>
-                <w:sz w:val="16"/>
-              </w:rPr>
-              <w:t>Equipo SN-2 – decisión conjunta</w:t>
-            </w:r>
-          </w:p>
-        </w:tc>
-        <w:tc>
-          <w:tcPr>
-            <w:tcW w:type="dxa" w:w="3400"/>
-          </w:tcPr>
-          <w:p>
-            <w:r>
-              <w:rPr>
-                <w:sz w:val="16"/>
-              </w:rPr>
-              <w:t>Confirmar aplicación objetivo, alojamiento, WAF y criterios de riesgo.</w:t>
-            </w:r>
-          </w:p>
-        </w:tc>
-        <w:tc>
-          <w:tcPr>
-            <w:tcW w:type="dxa" w:w="3400"/>
-          </w:tcPr>
-          <w:p>
-            <w:r>
-              <w:rPr>
-                <w:sz w:val="16"/>
-              </w:rPr>
-              <w:t>Pendiente de decisión documentada.</w:t>
-            </w:r>
-          </w:p>
-        </w:tc>
-      </w:tr>
-      <w:tr>
-        <w:tc>
-          <w:tcPr>
-            <w:tcW w:type="dxa" w:w="3400"/>
-          </w:tcPr>
-          <w:p>
-            <w:r>
-              <w:rPr>
-                <w:sz w:val="16"/>
-              </w:rPr>
-              <w:t>Liderazgo / administración</w:t>
-            </w:r>
-          </w:p>
-        </w:tc>
-        <w:tc>
-          <w:tcPr>
-            <w:tcW w:type="dxa" w:w="3400"/>
-          </w:tcPr>
-          <w:p>
-            <w:r>
-              <w:rPr>
-                <w:sz w:val="16"/>
-              </w:rPr>
-              <w:t>Autorizar facturación, presupuesto y modificaciones con impacto económico.</w:t>
-            </w:r>
-          </w:p>
-        </w:tc>
-        <w:tc>
-          <w:tcPr>
-            <w:tcW w:type="dxa" w:w="3400"/>
-          </w:tcPr>
-          <w:p>
-            <w:r>
-              <w:rPr>
-                <w:sz w:val="16"/>
-              </w:rPr>
-              <w:t>Pendiente; E1-05 acredita ausencia de vínculo.</w:t>
-            </w:r>
-          </w:p>
-        </w:tc>
-      </w:tr>
-      <w:tr>
-        <w:tc>
-          <w:tcPr>
-            <w:tcW w:type="dxa" w:w="3400"/>
-          </w:tcPr>
-          <w:p>
-            <w:r>
-              <w:rPr>
-                <w:sz w:val="16"/>
-              </w:rPr>
-              <w:t>Documentación del equipo</w:t>
-            </w:r>
-          </w:p>
-        </w:tc>
-        <w:tc>
-          <w:tcPr>
-            <w:tcW w:type="dxa" w:w="3400"/>
-          </w:tcPr>
-          <w:p>
-            <w:r>
-              <w:rPr>
-                <w:sz w:val="16"/>
-              </w:rPr>
-              <w:t>Integrar y revisar sección técnica en informe principal.</w:t>
-            </w:r>
-          </w:p>
-        </w:tc>
-        <w:tc>
-          <w:tcPr>
-            <w:tcW w:type="dxa" w:w="3400"/>
-          </w:tcPr>
-          <w:p>
-            <w:r>
-              <w:rPr>
-                <w:sz w:val="16"/>
-              </w:rPr>
-              <w:t>Texto disponible en este documento; incorporación externa no verificada.</w:t>
-            </w:r>
-          </w:p>
-        </w:tc>
-      </w:tr>
-    </w:tbl>
-    <w:p>
-      <w:pPr>
-        <w:spacing w:after="100"/>
-      </w:pPr>
-      <w:r>
-        <w:rPr>
-          <w:b w:val="0"/>
-          <w:sz w:val="18"/>
-        </w:rPr>
-        <w:t>Evidencias asociadas: E1-01 (proyecto), E1-02 (IAM), E1-03 (acceso), E1-04 (API/VPC no verificada) y E1-05 (facturación). Todas se conservan en la sección 15. Este análisis no acredita implementaciones, configuraciones ni pruebas que aún no se han ejecutado.</w:t>
-      </w:r>
-    </w:p>
     <w:sectPr>
       <w:headerReference w:type="default" r:id="rId12"/>
       <w:headerReference w:type="first" r:id="rId13"/>
@@ -12393,520 +11299,6 @@
       <w:formProt w:val="0"/>
       <w:docGrid w:linePitch="100" w:charSpace="6143"/>
     </w:sectPr>
-    <w:tbl>
-      <w:tblPr>
-        <w:tblW w:w="10200" w:type="dxa"/>
-        <w:jc w:val="center"/>
-        <w:tblLayout w:type="fixed"/>
-        <w:tblCellMar>
-          <w:top w:w="80" w:type="dxa"/>
-          <w:left w:w="130" w:type="dxa"/>
-          <w:bottom w:w="80" w:type="dxa"/>
-          <w:right w:w="130" w:type="dxa"/>
-        </w:tblCellMar>
-        <w:tblLook w:val="0400" w:firstRow="0" w:lastRow="0" w:firstColumn="0" w:lastColumn="0" w:noHBand="0" w:noVBand="1"/>
-      </w:tblPr>
-      <w:tblGrid>
-        <w:gridCol w:w="10200"/>
-      </w:tblGrid>
-      <w:tr>
-        <w:trPr>
-          <w:jc w:val="center"/>
-        </w:trPr>
-        <w:tc>
-          <w:tcPr>
-            <w:tcW w:w="10200" w:type="dxa"/>
-            <w:shd w:val="clear" w:color="auto" w:fill="1F4E78"/>
-          </w:tcPr>
-          <w:p>
-            <w:pPr>
-              <w:spacing w:after="0"/>
-            </w:pPr>
-            <w:r>
-              <w:rPr>
-                <w:b/>
-                <w:bCs/>
-                <w:color w:val="FFFFFF"/>
-                <w:sz w:val="22"/>
-                <w:szCs w:val="22"/>
-              </w:rPr>
-              <w:t>16. Fase 1 – Análisis del entorno, riesgos y diseño de la solución</w:t>
-            </w:r>
-          </w:p>
-        </w:tc>
-      </w:tr>
-    </w:tbl>
-    <w:tbl>
-      <w:tblPr>
-        <w:tblW w:w="10200" w:type="dxa"/>
-        <w:jc w:val="center"/>
-        <w:tblLayout w:type="fixed"/>
-        <w:tblCellMar>
-          <w:top w:w="80" w:type="dxa"/>
-          <w:left w:w="130" w:type="dxa"/>
-          <w:bottom w:w="80" w:type="dxa"/>
-          <w:right w:w="130" w:type="dxa"/>
-        </w:tblCellMar>
-        <w:tblLook w:val="0400" w:firstRow="0" w:lastRow="0" w:firstColumn="0" w:lastColumn="0" w:noHBand="0" w:noVBand="1"/>
-      </w:tblPr>
-      <w:tblGrid>
-        <w:gridCol w:w="10200"/>
-      </w:tblGrid>
-      <w:tr>
-        <w:trPr>
-          <w:jc w:val="center"/>
-        </w:trPr>
-        <w:tc>
-          <w:tcPr>
-            <w:tcW w:w="10200" w:type="dxa"/>
-            <w:shd w:val="clear" w:color="auto" w:fill="1F4E78"/>
-          </w:tcPr>
-          <w:p>
-            <w:r>
-              <w:rPr>
-                <w:b/>
-                <w:color w:val="FFFFFF"/>
-                <w:sz w:val="20"/>
-              </w:rPr>
-              <w:t>16.6 Análisis de riesgos del rol: Ingeniero de Infraestructura Jr.</w:t>
-            </w:r>
-          </w:p>
-        </w:tc>
-      </w:tr>
-    </w:tbl>
-    <w:tbl>
-      <w:tblPr>
-        <w:tblW w:type="auto" w:w="0"/>
-        <w:tblLayout w:type="autofit"/>
-        <w:tblLook w:firstColumn="1" w:firstRow="1" w:lastColumn="0" w:lastRow="0" w:noHBand="0" w:noVBand="1" w:val="04A0"/>
-      </w:tblPr>
-      <w:tblGrid>
-        <w:gridCol w:w="10200"/>
-      </w:tblGrid>
-      <w:tr>
-        <w:tc>
-          <w:tcPr>
-            <w:tcW w:type="dxa" w:w="10200"/>
-            <w:shd w:fill="EAF2F8"/>
-          </w:tcPr>
-          <w:p>
-            <w:r/>
-            <w:r>
-              <w:rPr>
-                <w:b/>
-              </w:rPr>
-              <w:t xml:space="preserve">Alcance y criterio de evaluación. </w:t>
-            </w:r>
-            <w:r>
-              <w:t>Se identifican riesgos de administración, acceso, redes y continuidad asociados al proyecto Google Cloud. Se distingue entre condiciones observadas y escenarios potenciales. No se asignan probabilidades numéricas sin una metodología aprobada ni se atribuyen implementaciones que aún no se han verificado.</w:t>
-            </w:r>
-          </w:p>
-          <w:p>
-            <w:pPr>
-              <w:spacing w:before="140"/>
-            </w:pPr>
-            <w:r>
-              <w:rPr>
-                <w:b/>
-                <w:color w:val="1F4E79"/>
-              </w:rPr>
-              <w:t>RI-01 · Control de acceso IAM</w:t>
-            </w:r>
-          </w:p>
-          <w:p>
-            <w:pPr>
-              <w:spacing w:after="20"/>
-            </w:pPr>
-            <w:r>
-              <w:rPr>
-                <w:sz w:val="18"/>
-              </w:rPr>
-              <w:t>Riesgo potencial: permisos excesivos o insuficientes.</w:t>
-            </w:r>
-          </w:p>
-          <w:p>
-            <w:pPr>
-              <w:spacing w:after="20"/>
-            </w:pPr>
-            <w:r>
-              <w:rPr>
-                <w:sz w:val="18"/>
-              </w:rPr>
-              <w:t>Impacto: acceso indebido, modificaciones accidentales o bloqueos de trabajo.</w:t>
-            </w:r>
-          </w:p>
-          <w:p>
-            <w:pPr>
-              <w:spacing w:after="20"/>
-            </w:pPr>
-            <w:r>
-              <w:rPr>
-                <w:sz w:val="18"/>
-              </w:rPr>
-              <w:t>Acción de David: comprobar roles efectivos, documentar cambios y aplicar mínimo privilegio junto con la cuenta administradora.</w:t>
-            </w:r>
-          </w:p>
-          <w:p>
-            <w:pPr>
-              <w:spacing w:after="20"/>
-            </w:pPr>
-            <w:r>
-              <w:rPr>
-                <w:sz w:val="18"/>
-              </w:rPr>
-              <w:t>Evidencias: E1-02 y E1-03; auditoría detallada pendiente.</w:t>
-            </w:r>
-          </w:p>
-          <w:p>
-            <w:pPr>
-              <w:spacing w:before="140"/>
-            </w:pPr>
-            <w:r>
-              <w:rPr>
-                <w:b/>
-                <w:color w:val="1F4E79"/>
-              </w:rPr>
-              <w:t>RI-02 · Continuidad de acceso</w:t>
-            </w:r>
-          </w:p>
-          <w:p>
-            <w:pPr>
-              <w:spacing w:after="20"/>
-            </w:pPr>
-            <w:r>
-              <w:rPr>
-                <w:sz w:val="18"/>
-              </w:rPr>
-              <w:t>Incidencia real: bloqueo automático de una cuenta Google nueva al día siguiente de crearla y configurar Google Cloud, después de una retención de US$50. Se presentó apelación; causa exacta no verificada.</w:t>
-            </w:r>
-          </w:p>
-          <w:p>
-            <w:pPr>
-              <w:spacing w:after="20"/>
-            </w:pPr>
-            <w:r>
-              <w:rPr>
-                <w:sz w:val="18"/>
-              </w:rPr>
-              <w:t>Impacto: interrupción del acceso y retrasos de preparación.</w:t>
-            </w:r>
-          </w:p>
-          <w:p>
-            <w:pPr>
-              <w:spacing w:after="20"/>
-            </w:pPr>
-            <w:r>
-              <w:rPr>
-                <w:sz w:val="18"/>
-              </w:rPr>
-              <w:t>Acción de David: registrar la incidencia y establecer medidas de recuperación y separación de identidades.</w:t>
-            </w:r>
-          </w:p>
-          <w:p>
-            <w:pPr>
-              <w:spacing w:after="20"/>
-            </w:pPr>
-            <w:r>
-              <w:rPr>
-                <w:sz w:val="18"/>
-              </w:rPr>
-              <w:t>Evidencia: relato de incidencia; comprobantes de bloqueo y apelación por adjuntar, si están disponibles.</w:t>
-            </w:r>
-          </w:p>
-          <w:p>
-            <w:pPr>
-              <w:spacing w:before="140"/>
-            </w:pPr>
-            <w:r>
-              <w:rPr>
-                <w:b/>
-                <w:color w:val="1F4E79"/>
-              </w:rPr>
-              <w:t>RI-03 · Disponibilidad de servicios</w:t>
-            </w:r>
-          </w:p>
-          <w:p>
-            <w:pPr>
-              <w:spacing w:after="20"/>
-            </w:pPr>
-            <w:r>
-              <w:rPr>
-                <w:sz w:val="18"/>
-              </w:rPr>
-              <w:t>Condición observada: Compute Engine API mostraba el botón Enable.</w:t>
-            </w:r>
-          </w:p>
-          <w:p>
-            <w:pPr>
-              <w:spacing w:after="20"/>
-            </w:pPr>
-            <w:r>
-              <w:rPr>
-                <w:sz w:val="18"/>
-              </w:rPr>
-              <w:t>Impacto: funcionalidades de cómputo y red dependientes de esa API no disponibles en el estado observado.</w:t>
-            </w:r>
-          </w:p>
-          <w:p>
-            <w:pPr>
-              <w:spacing w:after="20"/>
-            </w:pPr>
-            <w:r>
-              <w:rPr>
-                <w:sz w:val="18"/>
-              </w:rPr>
-              <w:t>Acción de David: evaluar dependencias, permisos y costos antes de solicitar su habilitación.</w:t>
-            </w:r>
-          </w:p>
-          <w:p>
-            <w:pPr>
-              <w:spacing w:after="20"/>
-            </w:pPr>
-            <w:r>
-              <w:rPr>
-                <w:sz w:val="18"/>
-              </w:rPr>
-              <w:t>Evidencia: E1-04.</w:t>
-            </w:r>
-          </w:p>
-          <w:p>
-            <w:pPr>
-              <w:spacing w:before="140"/>
-            </w:pPr>
-            <w:r>
-              <w:rPr>
-                <w:b/>
-                <w:color w:val="1F4E79"/>
-              </w:rPr>
-              <w:t>RI-04 · Diseño y exposición de red</w:t>
-            </w:r>
-          </w:p>
-          <w:p>
-            <w:pPr>
-              <w:spacing w:after="20"/>
-            </w:pPr>
-            <w:r>
-              <w:rPr>
-                <w:sz w:val="18"/>
-              </w:rPr>
-              <w:t>Riesgo potencial: VPC, subredes, rutas y reglas de firewall aún sin diseño o despliegue verificado.</w:t>
-            </w:r>
-          </w:p>
-          <w:p>
-            <w:pPr>
-              <w:spacing w:after="20"/>
-            </w:pPr>
-            <w:r>
-              <w:rPr>
-                <w:sz w:val="18"/>
-              </w:rPr>
-              <w:t>Impacto: exposición innecesaria o fallos de conectividad en un futuro despliegue.</w:t>
-            </w:r>
-          </w:p>
-          <w:p>
-            <w:pPr>
-              <w:spacing w:after="20"/>
-            </w:pPr>
-            <w:r>
-              <w:rPr>
-                <w:sz w:val="18"/>
-              </w:rPr>
-              <w:t>Acción de David: proponer segmentación, flujos permitidos y reglas restrictivas, sujetos a aprobación.</w:t>
-            </w:r>
-          </w:p>
-          <w:p>
-            <w:pPr>
-              <w:spacing w:after="20"/>
-            </w:pPr>
-            <w:r>
-              <w:rPr>
-                <w:sz w:val="18"/>
-              </w:rPr>
-              <w:t>Estado: pendiente; no existe evidencia de red creada.</w:t>
-            </w:r>
-          </w:p>
-          <w:p>
-            <w:pPr>
-              <w:spacing w:before="140"/>
-            </w:pPr>
-            <w:r>
-              <w:rPr>
-                <w:b/>
-                <w:color w:val="1F4E79"/>
-              </w:rPr>
-              <w:t>RI-05 · Facturación y costos</w:t>
-            </w:r>
-          </w:p>
-          <w:p>
-            <w:pPr>
-              <w:spacing w:after="20"/>
-            </w:pPr>
-            <w:r>
-              <w:rPr>
-                <w:sz w:val="18"/>
-              </w:rPr>
-              <w:t>Condición observada: proyecto sin cuenta de facturación vinculada.</w:t>
-            </w:r>
-          </w:p>
-          <w:p>
-            <w:pPr>
-              <w:spacing w:after="20"/>
-            </w:pPr>
-            <w:r>
-              <w:rPr>
-                <w:sz w:val="18"/>
-              </w:rPr>
-              <w:t>Impacto: restricciones para servicios y posible consumo futuro si se habilita facturación.</w:t>
-            </w:r>
-          </w:p>
-          <w:p>
-            <w:pPr>
-              <w:spacing w:after="20"/>
-            </w:pPr>
-            <w:r>
-              <w:rPr>
-                <w:sz w:val="18"/>
-              </w:rPr>
-              <w:t>Acción de David: solicitar autorización previa, definir presupuesto y alertas antes de activar recursos facturables.</w:t>
-            </w:r>
-          </w:p>
-          <w:p>
-            <w:pPr>
-              <w:spacing w:after="20"/>
-            </w:pPr>
-            <w:r>
-              <w:rPr>
-                <w:sz w:val="18"/>
-              </w:rPr>
-              <w:t>Evidencia: E1-05; presupuesto no configurado.</w:t>
-            </w:r>
-          </w:p>
-          <w:p>
-            <w:pPr>
-              <w:spacing w:before="140"/>
-            </w:pPr>
-            <w:r>
-              <w:rPr>
-                <w:b/>
-                <w:color w:val="1F4E79"/>
-              </w:rPr>
-              <w:t>RI-06 · Activos web y WAF</w:t>
-            </w:r>
-          </w:p>
-          <w:p>
-            <w:pPr>
-              <w:spacing w:after="20"/>
-            </w:pPr>
-            <w:r>
-              <w:rPr>
-                <w:sz w:val="18"/>
-              </w:rPr>
-              <w:t>Riesgo potencial: aplicación web objetivo, alojamiento y servicio WAF pendientes de caracterización definitiva.</w:t>
-            </w:r>
-          </w:p>
-          <w:p>
-            <w:pPr>
-              <w:spacing w:after="20"/>
-            </w:pPr>
-            <w:r>
-              <w:rPr>
-                <w:sz w:val="18"/>
-              </w:rPr>
-              <w:t>Impacto: arquitectura incompleta o protección insuficiente.</w:t>
-            </w:r>
-          </w:p>
-          <w:p>
-            <w:pPr>
-              <w:spacing w:after="20"/>
-            </w:pPr>
-            <w:r>
-              <w:rPr>
-                <w:sz w:val="18"/>
-              </w:rPr>
-              <w:t>Acción de David: inventariar dependencias, puertos, endpoints y necesidades de conectividad con el equipo.</w:t>
-            </w:r>
-          </w:p>
-          <w:p>
-            <w:pPr>
-              <w:spacing w:after="20"/>
-            </w:pPr>
-            <w:r>
-              <w:rPr>
-                <w:sz w:val="18"/>
-              </w:rPr>
-              <w:t>Estado: análisis preliminar, sin despliegue de WAF confirmado.</w:t>
-            </w:r>
-          </w:p>
-          <w:p>
-            <w:pPr>
-              <w:spacing w:before="140"/>
-            </w:pPr>
-            <w:r>
-              <w:rPr>
-                <w:b/>
-                <w:color w:val="1F4E79"/>
-              </w:rPr>
-              <w:t>RI-07 · Monitoreo y trazabilidad</w:t>
-            </w:r>
-          </w:p>
-          <w:p>
-            <w:pPr>
-              <w:spacing w:after="20"/>
-            </w:pPr>
-            <w:r>
-              <w:rPr>
-                <w:sz w:val="18"/>
-              </w:rPr>
-              <w:t>Riesgo potencial: no se ha verificado una configuración de registros o alertas.</w:t>
-            </w:r>
-          </w:p>
-          <w:p>
-            <w:pPr>
-              <w:spacing w:after="20"/>
-            </w:pPr>
-            <w:r>
-              <w:rPr>
-                <w:sz w:val="18"/>
-              </w:rPr>
-              <w:t>Impacto: dificultad para detectar y analizar incidentes.</w:t>
-            </w:r>
-          </w:p>
-          <w:p>
-            <w:pPr>
-              <w:spacing w:after="20"/>
-            </w:pPr>
-            <w:r>
-              <w:rPr>
-                <w:sz w:val="18"/>
-              </w:rPr>
-              <w:t>Acción de David: definir junto a seguridad qué eventos registrar, accesos a registros y criterios de retención.</w:t>
-            </w:r>
-          </w:p>
-          <w:p>
-            <w:pPr>
-              <w:spacing w:after="20"/>
-            </w:pPr>
-            <w:r>
-              <w:rPr>
-                <w:sz w:val="18"/>
-              </w:rPr>
-              <w:t>Estado: pendiente de diseño y validación.</w:t>
-            </w:r>
-          </w:p>
-          <w:p>
-            <w:r>
-              <w:rPr>
-                <w:b/>
-              </w:rPr>
-              <w:t xml:space="preserve">Seguimiento: </w:t>
-            </w:r>
-            <w:r>
-              <w:t>priorizar revisión IAM y continuidad de acceso, facturación/API, definición de red y activos web, y posteriormente monitoreo. Este apartado es un análisis documental de Fase 1, no una validación de controles desplegados.</w:t>
-            </w:r>
-          </w:p>
-        </w:tc>
-      </w:tr>
-    </w:tbl>
   </w:body>
 </w:document>
 </file>
